--- a/20250820 Отчет1 Блынский.docx
+++ b/20250820 Отчет1 Блынский.docx
@@ -422,6 +422,8 @@
         <w:lastRenderedPageBreak/>
         <w:t>Оглавление</w:t>
       </w:r>
+      <w:bookmarkStart w:id="0" w:name="_GoBack"/>
+      <w:bookmarkEnd w:id="0"/>
     </w:p>
     <w:sdt>
       <w:sdtPr>
@@ -540,7 +542,7 @@
                 <w:noProof/>
                 <w:webHidden/>
               </w:rPr>
-              <w:t>3</w:t>
+              <w:t>2</w:t>
             </w:r>
             <w:r>
               <w:rPr>
@@ -647,7 +649,7 @@
                 <w:noProof/>
                 <w:webHidden/>
               </w:rPr>
-              <w:t>3</w:t>
+              <w:t>2</w:t>
             </w:r>
             <w:r>
               <w:rPr>
@@ -754,7 +756,7 @@
                 <w:noProof/>
                 <w:webHidden/>
               </w:rPr>
-              <w:t>3</w:t>
+              <w:t>2</w:t>
             </w:r>
             <w:r>
               <w:rPr>
@@ -862,7 +864,7 @@
                 <w:noProof/>
                 <w:webHidden/>
               </w:rPr>
-              <w:t>4</w:t>
+              <w:t>3</w:t>
             </w:r>
             <w:r>
               <w:rPr>
@@ -1022,7 +1024,7 @@
                 <w:noProof/>
                 <w:webHidden/>
               </w:rPr>
-              <w:t>6</w:t>
+              <w:t>5</w:t>
             </w:r>
             <w:r>
               <w:rPr>
@@ -1129,7 +1131,7 @@
                 <w:noProof/>
                 <w:webHidden/>
               </w:rPr>
-              <w:t>8</w:t>
+              <w:t>7</w:t>
             </w:r>
             <w:r>
               <w:rPr>
@@ -1236,7 +1238,7 @@
                 <w:noProof/>
                 <w:webHidden/>
               </w:rPr>
-              <w:t>9</w:t>
+              <w:t>8</w:t>
             </w:r>
             <w:r>
               <w:rPr>
@@ -1287,14 +1289,14 @@
       <w:pPr>
         <w:pStyle w:val="1"/>
       </w:pPr>
-      <w:bookmarkStart w:id="0" w:name="_Toc206593623"/>
-      <w:bookmarkStart w:id="1" w:name="_Toc206593770"/>
+      <w:bookmarkStart w:id="1" w:name="_Toc206593623"/>
+      <w:bookmarkStart w:id="2" w:name="_Toc206593770"/>
       <w:r>
         <w:lastRenderedPageBreak/>
         <w:t>Цель работы</w:t>
       </w:r>
-      <w:bookmarkEnd w:id="0"/>
       <w:bookmarkEnd w:id="1"/>
+      <w:bookmarkEnd w:id="2"/>
     </w:p>
     <w:p>
       <w:pPr>
@@ -1310,14 +1312,14 @@
       <w:pPr>
         <w:pStyle w:val="1"/>
       </w:pPr>
-      <w:bookmarkStart w:id="2" w:name="_Toc206593771"/>
+      <w:bookmarkStart w:id="3" w:name="_Toc206593771"/>
       <w:r>
         <w:t xml:space="preserve">Формулировка </w:t>
       </w:r>
       <w:r>
         <w:t>задания</w:t>
       </w:r>
-      <w:bookmarkEnd w:id="2"/>
+      <w:bookmarkEnd w:id="3"/>
     </w:p>
     <w:p>
       <w:pPr>
@@ -1380,13 +1382,13 @@
       <w:pPr>
         <w:pStyle w:val="1"/>
       </w:pPr>
-      <w:bookmarkStart w:id="3" w:name="_Toc206593624"/>
-      <w:bookmarkStart w:id="4" w:name="_Toc206593772"/>
+      <w:bookmarkStart w:id="4" w:name="_Toc206593624"/>
+      <w:bookmarkStart w:id="5" w:name="_Toc206593772"/>
       <w:r>
         <w:t>Индивидуальная часть</w:t>
       </w:r>
-      <w:bookmarkEnd w:id="3"/>
       <w:bookmarkEnd w:id="4"/>
+      <w:bookmarkEnd w:id="5"/>
       <w:r>
         <w:t xml:space="preserve"> </w:t>
       </w:r>
@@ -1500,8 +1502,8 @@
           <w:lang w:val="en-US"/>
         </w:rPr>
       </w:pPr>
-      <w:bookmarkStart w:id="5" w:name="_Toc206593625"/>
-      <w:bookmarkStart w:id="6" w:name="_Toc206593773"/>
+      <w:bookmarkStart w:id="6" w:name="_Toc206593625"/>
+      <w:bookmarkStart w:id="7" w:name="_Toc206593773"/>
       <w:r>
         <w:lastRenderedPageBreak/>
         <w:t>Блок</w:t>
@@ -1512,8 +1514,8 @@
       <w:r>
         <w:t>схемы</w:t>
       </w:r>
-      <w:bookmarkEnd w:id="5"/>
       <w:bookmarkEnd w:id="6"/>
+      <w:bookmarkEnd w:id="7"/>
     </w:p>
     <w:p>
       <w:pPr>
@@ -1585,14 +1587,27 @@
       <w:r>
         <w:t xml:space="preserve">Рисунок </w:t>
       </w:r>
-      <w:fldSimple w:instr=" SEQ Рисунок \* ARABIC ">
-        <w:r>
-          <w:rPr>
-            <w:noProof/>
-          </w:rPr>
-          <w:t>1</w:t>
-        </w:r>
-      </w:fldSimple>
+      <w:r>
+        <w:fldChar w:fldCharType="begin"/>
+      </w:r>
+      <w:r>
+        <w:instrText xml:space="preserve"> SEQ Рисунок \* ARABIC </w:instrText>
+      </w:r>
+      <w:r>
+        <w:fldChar w:fldCharType="separate"/>
+      </w:r>
+      <w:r>
+        <w:rPr>
+          <w:noProof/>
+        </w:rPr>
+        <w:t>1</w:t>
+      </w:r>
+      <w:r>
+        <w:rPr>
+          <w:noProof/>
+        </w:rPr>
+        <w:fldChar w:fldCharType="end"/>
+      </w:r>
       <w:r>
         <w:t xml:space="preserve"> </w:t>
       </w:r>
@@ -1742,14 +1757,27 @@
       <w:r>
         <w:t xml:space="preserve">Рисунок </w:t>
       </w:r>
-      <w:fldSimple w:instr=" SEQ Рисунок \* ARABIC ">
-        <w:r>
-          <w:rPr>
-            <w:noProof/>
-          </w:rPr>
-          <w:t>2</w:t>
-        </w:r>
-      </w:fldSimple>
+      <w:r>
+        <w:fldChar w:fldCharType="begin"/>
+      </w:r>
+      <w:r>
+        <w:instrText xml:space="preserve"> SEQ Рисунок \* ARABIC </w:instrText>
+      </w:r>
+      <w:r>
+        <w:fldChar w:fldCharType="separate"/>
+      </w:r>
+      <w:r>
+        <w:rPr>
+          <w:noProof/>
+        </w:rPr>
+        <w:t>2</w:t>
+      </w:r>
+      <w:r>
+        <w:rPr>
+          <w:noProof/>
+        </w:rPr>
+        <w:fldChar w:fldCharType="end"/>
+      </w:r>
       <w:r>
         <w:t xml:space="preserve"> – Блок-схема подпрограммы </w:t>
       </w:r>
@@ -1905,14 +1933,27 @@
       <w:r>
         <w:t xml:space="preserve">Рисунок </w:t>
       </w:r>
-      <w:fldSimple w:instr=" SEQ Рисунок \* ARABIC ">
-        <w:r>
-          <w:rPr>
-            <w:noProof/>
-          </w:rPr>
-          <w:t>3</w:t>
-        </w:r>
-      </w:fldSimple>
+      <w:r>
+        <w:fldChar w:fldCharType="begin"/>
+      </w:r>
+      <w:r>
+        <w:instrText xml:space="preserve"> SEQ Рисунок \* ARABIC </w:instrText>
+      </w:r>
+      <w:r>
+        <w:fldChar w:fldCharType="separate"/>
+      </w:r>
+      <w:r>
+        <w:rPr>
+          <w:noProof/>
+        </w:rPr>
+        <w:t>3</w:t>
+      </w:r>
+      <w:r>
+        <w:rPr>
+          <w:noProof/>
+        </w:rPr>
+        <w:fldChar w:fldCharType="end"/>
+      </w:r>
       <w:r>
         <w:t xml:space="preserve"> – Блок-схема подпрограммы </w:t>
       </w:r>
@@ -2035,8 +2076,8 @@
       <w:pPr>
         <w:pStyle w:val="1"/>
       </w:pPr>
-      <w:bookmarkStart w:id="7" w:name="_Toc206593626"/>
-      <w:bookmarkStart w:id="8" w:name="_Toc206593774"/>
+      <w:bookmarkStart w:id="8" w:name="_Toc206593626"/>
+      <w:bookmarkStart w:id="9" w:name="_Toc206593774"/>
       <w:r>
         <w:lastRenderedPageBreak/>
         <w:t xml:space="preserve">Решение задачи в </w:t>
@@ -2077,8 +2118,8 @@
         </w:rPr>
         <w:t>LabView</w:t>
       </w:r>
-      <w:bookmarkEnd w:id="7"/>
       <w:bookmarkEnd w:id="8"/>
+      <w:bookmarkEnd w:id="9"/>
     </w:p>
     <w:p>
       <w:pPr>
@@ -2140,27 +2181,14 @@
       <w:r>
         <w:t xml:space="preserve">Рисунок </w:t>
       </w:r>
-      <w:r>
-        <w:fldChar w:fldCharType="begin"/>
-      </w:r>
-      <w:r>
-        <w:instrText xml:space="preserve"> SEQ Рисунок \* ARABIC </w:instrText>
-      </w:r>
-      <w:r>
-        <w:fldChar w:fldCharType="separate"/>
-      </w:r>
-      <w:r>
-        <w:rPr>
-          <w:noProof/>
-        </w:rPr>
-        <w:t>4</w:t>
-      </w:r>
-      <w:r>
-        <w:rPr>
-          <w:noProof/>
-        </w:rPr>
-        <w:fldChar w:fldCharType="end"/>
-      </w:r>
+      <w:fldSimple w:instr=" SEQ Рисунок \* ARABIC ">
+        <w:r>
+          <w:rPr>
+            <w:noProof/>
+          </w:rPr>
+          <w:t>4</w:t>
+        </w:r>
+      </w:fldSimple>
       <w:r>
         <w:t xml:space="preserve"> – Интерфейс виртуального прибора, выдающего значение экспоненты в указанной степени</w:t>
       </w:r>
@@ -2237,27 +2265,14 @@
       <w:r>
         <w:t xml:space="preserve">Рисунок </w:t>
       </w:r>
-      <w:r>
-        <w:fldChar w:fldCharType="begin"/>
-      </w:r>
-      <w:r>
-        <w:instrText xml:space="preserve"> SEQ Рисунок \* ARABIC </w:instrText>
-      </w:r>
-      <w:r>
-        <w:fldChar w:fldCharType="separate"/>
-      </w:r>
-      <w:r>
-        <w:rPr>
-          <w:noProof/>
-        </w:rPr>
-        <w:t>5</w:t>
-      </w:r>
-      <w:r>
-        <w:rPr>
-          <w:noProof/>
-        </w:rPr>
-        <w:fldChar w:fldCharType="end"/>
-      </w:r>
+      <w:fldSimple w:instr=" SEQ Рисунок \* ARABIC ">
+        <w:r>
+          <w:rPr>
+            <w:noProof/>
+          </w:rPr>
+          <w:t>5</w:t>
+        </w:r>
+      </w:fldSimple>
       <w:r>
         <w:t xml:space="preserve"> – Блок-диаграмма виртуального прибора</w:t>
       </w:r>
@@ -2420,27 +2435,14 @@
       <w:r>
         <w:t xml:space="preserve">Рисунок </w:t>
       </w:r>
-      <w:r>
-        <w:fldChar w:fldCharType="begin"/>
-      </w:r>
-      <w:r>
-        <w:instrText xml:space="preserve"> SEQ Рисунок \* ARABIC </w:instrText>
-      </w:r>
-      <w:r>
-        <w:fldChar w:fldCharType="separate"/>
-      </w:r>
-      <w:r>
-        <w:rPr>
-          <w:noProof/>
-        </w:rPr>
-        <w:t>6</w:t>
-      </w:r>
-      <w:r>
-        <w:rPr>
-          <w:noProof/>
-        </w:rPr>
-        <w:fldChar w:fldCharType="end"/>
-      </w:r>
+      <w:fldSimple w:instr=" SEQ Рисунок \* ARABIC ">
+        <w:r>
+          <w:rPr>
+            <w:noProof/>
+          </w:rPr>
+          <w:t>6</w:t>
+        </w:r>
+      </w:fldSimple>
       <w:r>
         <w:t xml:space="preserve"> – </w:t>
       </w:r>
@@ -2554,27 +2556,14 @@
       <w:r>
         <w:t xml:space="preserve">Рисунок </w:t>
       </w:r>
-      <w:r>
-        <w:fldChar w:fldCharType="begin"/>
-      </w:r>
-      <w:r>
-        <w:instrText xml:space="preserve"> SEQ Рисунок \* ARABIC </w:instrText>
-      </w:r>
-      <w:r>
-        <w:fldChar w:fldCharType="separate"/>
-      </w:r>
-      <w:r>
-        <w:rPr>
-          <w:noProof/>
-        </w:rPr>
-        <w:t>7</w:t>
-      </w:r>
-      <w:r>
-        <w:rPr>
-          <w:noProof/>
-        </w:rPr>
-        <w:fldChar w:fldCharType="end"/>
-      </w:r>
+      <w:fldSimple w:instr=" SEQ Рисунок \* ARABIC ">
+        <w:r>
+          <w:rPr>
+            <w:noProof/>
+          </w:rPr>
+          <w:t>7</w:t>
+        </w:r>
+      </w:fldSimple>
       <w:r>
         <w:t xml:space="preserve"> – Блок-диаграмма подпрограммы, </w:t>
       </w:r>
@@ -2709,27 +2698,14 @@
       <w:r>
         <w:t xml:space="preserve">Рисунок </w:t>
       </w:r>
-      <w:r>
-        <w:fldChar w:fldCharType="begin"/>
-      </w:r>
-      <w:r>
-        <w:instrText xml:space="preserve"> SEQ Рисунок \* ARABIC </w:instrText>
-      </w:r>
-      <w:r>
-        <w:fldChar w:fldCharType="separate"/>
-      </w:r>
-      <w:r>
-        <w:rPr>
-          <w:noProof/>
-        </w:rPr>
-        <w:t>8</w:t>
-      </w:r>
-      <w:r>
-        <w:rPr>
-          <w:noProof/>
-        </w:rPr>
-        <w:fldChar w:fldCharType="end"/>
-      </w:r>
+      <w:fldSimple w:instr=" SEQ Рисунок \* ARABIC ">
+        <w:r>
+          <w:rPr>
+            <w:noProof/>
+          </w:rPr>
+          <w:t>8</w:t>
+        </w:r>
+      </w:fldSimple>
       <w:r>
         <w:t xml:space="preserve"> – </w:t>
       </w:r>
@@ -2801,27 +2777,14 @@
       <w:r>
         <w:t xml:space="preserve">Рисунок </w:t>
       </w:r>
-      <w:r>
-        <w:fldChar w:fldCharType="begin"/>
-      </w:r>
-      <w:r>
-        <w:instrText xml:space="preserve"> SEQ Рисунок \* ARABIC </w:instrText>
-      </w:r>
-      <w:r>
-        <w:fldChar w:fldCharType="separate"/>
-      </w:r>
-      <w:r>
-        <w:rPr>
-          <w:noProof/>
-        </w:rPr>
-        <w:t>9</w:t>
-      </w:r>
-      <w:r>
-        <w:rPr>
-          <w:noProof/>
-        </w:rPr>
-        <w:fldChar w:fldCharType="end"/>
-      </w:r>
+      <w:fldSimple w:instr=" SEQ Рисунок \* ARABIC ">
+        <w:r>
+          <w:rPr>
+            <w:noProof/>
+          </w:rPr>
+          <w:t>9</w:t>
+        </w:r>
+      </w:fldSimple>
       <w:r>
         <w:t xml:space="preserve"> – Блок-диаграмма подпрограммы </w:t>
       </w:r>
@@ -2874,13 +2837,13 @@
       <w:pPr>
         <w:pStyle w:val="1"/>
       </w:pPr>
-      <w:bookmarkStart w:id="9" w:name="_Toc206593627"/>
-      <w:bookmarkStart w:id="10" w:name="_Toc206593775"/>
+      <w:bookmarkStart w:id="10" w:name="_Toc206593627"/>
+      <w:bookmarkStart w:id="11" w:name="_Toc206593775"/>
       <w:r>
         <w:t>Примеры результатов работы виртуального прибора и проверка результатов</w:t>
       </w:r>
-      <w:bookmarkEnd w:id="9"/>
       <w:bookmarkEnd w:id="10"/>
+      <w:bookmarkEnd w:id="11"/>
     </w:p>
     <w:p>
       <w:pPr>
@@ -2954,27 +2917,14 @@
       <w:r>
         <w:t xml:space="preserve">Рисунок </w:t>
       </w:r>
-      <w:r>
-        <w:fldChar w:fldCharType="begin"/>
-      </w:r>
-      <w:r>
-        <w:instrText xml:space="preserve"> SEQ Рисунок \* ARABIC </w:instrText>
-      </w:r>
-      <w:r>
-        <w:fldChar w:fldCharType="separate"/>
-      </w:r>
-      <w:r>
-        <w:rPr>
-          <w:noProof/>
-        </w:rPr>
-        <w:t>10</w:t>
-      </w:r>
-      <w:r>
-        <w:rPr>
-          <w:noProof/>
-        </w:rPr>
-        <w:fldChar w:fldCharType="end"/>
-      </w:r>
+      <w:fldSimple w:instr=" SEQ Рисунок \* ARABIC ">
+        <w:r>
+          <w:rPr>
+            <w:noProof/>
+          </w:rPr>
+          <w:t>10</w:t>
+        </w:r>
+      </w:fldSimple>
       <w:r>
         <w:t xml:space="preserve"> – Результат работы виртуального прибора </w:t>
       </w:r>
@@ -3037,27 +2987,14 @@
       <w:r>
         <w:t xml:space="preserve">Рисунок </w:t>
       </w:r>
-      <w:r>
-        <w:fldChar w:fldCharType="begin"/>
-      </w:r>
-      <w:r>
-        <w:instrText xml:space="preserve"> SEQ Рисунок \* ARABIC </w:instrText>
-      </w:r>
-      <w:r>
-        <w:fldChar w:fldCharType="separate"/>
-      </w:r>
-      <w:r>
-        <w:rPr>
-          <w:noProof/>
-        </w:rPr>
-        <w:t>11</w:t>
-      </w:r>
-      <w:r>
-        <w:rPr>
-          <w:noProof/>
-        </w:rPr>
-        <w:fldChar w:fldCharType="end"/>
-      </w:r>
+      <w:fldSimple w:instr=" SEQ Рисунок \* ARABIC ">
+        <w:r>
+          <w:rPr>
+            <w:noProof/>
+          </w:rPr>
+          <w:t>11</w:t>
+        </w:r>
+      </w:fldSimple>
       <w:r>
         <w:t xml:space="preserve"> – Результат работы </w:t>
       </w:r>
@@ -3100,7 +3037,6 @@
         <w:keepNext/>
         <w:jc w:val="center"/>
       </w:pPr>
-      <w:bookmarkStart w:id="11" w:name="_GoBack"/>
       <w:r>
         <w:rPr>
           <w:noProof/>
@@ -3141,7 +3077,6 @@
           </wp:inline>
         </w:drawing>
       </w:r>
-      <w:bookmarkEnd w:id="11"/>
     </w:p>
     <w:p>
       <w:pPr>
@@ -3151,27 +3086,14 @@
       <w:r>
         <w:t xml:space="preserve">Рисунок </w:t>
       </w:r>
-      <w:r>
-        <w:fldChar w:fldCharType="begin"/>
-      </w:r>
-      <w:r>
-        <w:instrText xml:space="preserve"> SEQ Рисунок \* ARABIC </w:instrText>
-      </w:r>
-      <w:r>
-        <w:fldChar w:fldCharType="separate"/>
-      </w:r>
-      <w:r>
-        <w:rPr>
-          <w:noProof/>
-        </w:rPr>
-        <w:t>12</w:t>
-      </w:r>
-      <w:r>
-        <w:rPr>
-          <w:noProof/>
-        </w:rPr>
-        <w:fldChar w:fldCharType="end"/>
-      </w:r>
+      <w:fldSimple w:instr=" SEQ Рисунок \* ARABIC ">
+        <w:r>
+          <w:rPr>
+            <w:noProof/>
+          </w:rPr>
+          <w:t>12</w:t>
+        </w:r>
+      </w:fldSimple>
       <w:r>
         <w:t xml:space="preserve"> – Результат вычисления с помощью </w:t>
       </w:r>
@@ -3327,18 +3249,18 @@
         <w:t xml:space="preserve"> успешно освоены </w:t>
       </w:r>
       <w:r>
-        <w:t>навыков разработки пользовательских процедур</w:t>
-      </w:r>
-      <w:r>
-        <w:t>.</w:t>
+        <w:t>навыков разработки пользовательских процедур.</w:t>
       </w:r>
     </w:p>
     <w:sectPr>
       <w:headerReference w:type="default" r:id="rId20"/>
+      <w:footerReference w:type="default" r:id="rId21"/>
       <w:pgSz w:w="11906" w:h="16838"/>
       <w:pgMar w:top="1440" w:right="1800" w:bottom="1440" w:left="1800" w:header="720" w:footer="720" w:gutter="0"/>
+      <w:pgNumType w:start="0"/>
       <w:cols w:space="720"/>
-      <w:docGrid w:linePitch="360"/>
+      <w:titlePg/>
+      <w:docGrid w:linePitch="381"/>
     </w:sectPr>
   </w:body>
 </w:document>
@@ -3367,6 +3289,48 @@
     </w:p>
   </w:endnote>
 </w:endnotes>
+</file>
+
+<file path=word/footer1.xml><?xml version="1.0" encoding="utf-8"?>
+<w:ftr xmlns:wpc="http://schemas.microsoft.com/office/word/2010/wordprocessingCanvas" xmlns:cx="http://schemas.microsoft.com/office/drawing/2014/chartex" xmlns:cx1="http://schemas.microsoft.com/office/drawing/2015/9/8/chartex" xmlns:cx2="http://schemas.microsoft.com/office/drawing/2015/10/21/chartex" xmlns:cx3="http://schemas.microsoft.com/office/drawing/2016/5/9/chartex" xmlns:cx4="http://schemas.microsoft.com/office/drawing/2016/5/10/chartex" xmlns:cx5="http://schemas.microsoft.com/office/drawing/2016/5/11/chartex" xmlns:cx6="http://schemas.microsoft.com/office/drawing/2016/5/12/chartex" xmlns:cx7="http://schemas.microsoft.com/office/drawing/2016/5/13/chartex" xmlns:cx8="http://schemas.microsoft.com/office/drawing/2016/5/14/chartex" xmlns:mc="http://schemas.openxmlformats.org/markup-compatibility/2006" xmlns:aink="http://schemas.microsoft.com/office/drawing/2016/ink" xmlns:am3d="http://schemas.microsoft.com/office/drawing/2017/model3d" xmlns:o="urn:schemas-microsoft-com:office:office" xmlns:r="http://schemas.openxmlformats.org/officeDocument/2006/relationships" xmlns:m="http://schemas.openxmlformats.org/officeDocument/2006/math" xmlns:v="urn:schemas-microsoft-com:vml" xmlns:wp14="http://schemas.microsoft.com/office/word/2010/wordprocessingDrawing" xmlns:wp="http://schemas.openxmlformats.org/drawingml/2006/wordprocessingDrawing" xmlns:w10="urn:schemas-microsoft-com:office:word" xmlns:w="http://schemas.openxmlformats.org/wordprocessingml/2006/main" xmlns:w14="http://schemas.microsoft.com/office/word/2010/wordml" xmlns:w15="http://schemas.microsoft.com/office/word/2012/wordml" xmlns:w16cex="http://schemas.microsoft.com/office/word/2018/wordml/cex" xmlns:w16cid="http://schemas.microsoft.com/office/word/2016/wordml/cid" xmlns:w16="http://schemas.microsoft.com/office/word/2018/wordml" xmlns:w16se="http://schemas.microsoft.com/office/word/2015/wordml/symex" xmlns:wpg="http://schemas.microsoft.com/office/word/2010/wordprocessingGroup" xmlns:wpi="http://schemas.microsoft.com/office/word/2010/wordprocessingInk" xmlns:wne="http://schemas.microsoft.com/office/word/2006/wordml" xmlns:wps="http://schemas.microsoft.com/office/word/2010/wordprocessingShape" mc:Ignorable="w14 w15 w16se w16cid w16 w16cex wp14">
+  <w:sdt>
+    <w:sdtPr>
+      <w:id w:val="-1581911941"/>
+      <w:docPartObj>
+        <w:docPartGallery w:val="Page Numbers (Bottom of Page)"/>
+        <w:docPartUnique/>
+      </w:docPartObj>
+    </w:sdtPr>
+    <w:sdtContent>
+      <w:p>
+        <w:pPr>
+          <w:pStyle w:val="ac"/>
+          <w:jc w:val="right"/>
+        </w:pPr>
+        <w:r>
+          <w:fldChar w:fldCharType="begin"/>
+        </w:r>
+        <w:r>
+          <w:instrText>PAGE   \* MERGEFORMAT</w:instrText>
+        </w:r>
+        <w:r>
+          <w:fldChar w:fldCharType="separate"/>
+        </w:r>
+        <w:r>
+          <w:t>2</w:t>
+        </w:r>
+        <w:r>
+          <w:fldChar w:fldCharType="end"/>
+        </w:r>
+      </w:p>
+    </w:sdtContent>
+  </w:sdt>
+  <w:p>
+    <w:pPr>
+      <w:pStyle w:val="ac"/>
+    </w:pPr>
+  </w:p>
+</w:ftr>
 </file>
 
 <file path=word/footnotes.xml><?xml version="1.0" encoding="utf-8"?>
@@ -3730,6 +3694,7 @@
     <w:lsdException w:name="heading 8" w:semiHidden="1" w:unhideWhenUsed="1" w:qFormat="1"/>
     <w:lsdException w:name="heading 9" w:semiHidden="1" w:unhideWhenUsed="1" w:qFormat="1"/>
     <w:lsdException w:name="toc 1" w:uiPriority="39"/>
+    <w:lsdException w:name="footer" w:uiPriority="99"/>
     <w:lsdException w:name="caption" w:semiHidden="1" w:unhideWhenUsed="1" w:qFormat="1"/>
     <w:lsdException w:name="Title" w:uiPriority="10" w:qFormat="1"/>
     <w:lsdException w:name="Default Paragraph Font" w:semiHidden="1"/>
@@ -4238,6 +4203,7 @@
     <w:name w:val="footer"/>
     <w:basedOn w:val="a"/>
     <w:link w:val="ad"/>
+    <w:uiPriority w:val="99"/>
     <w:rsid w:val="00D27D5D"/>
     <w:pPr>
       <w:tabs>
@@ -4251,6 +4217,7 @@
     <w:name w:val="Нижний колонтитул Знак"/>
     <w:basedOn w:val="a0"/>
     <w:link w:val="ac"/>
+    <w:uiPriority w:val="99"/>
     <w:rsid w:val="00D27D5D"/>
     <w:rPr>
       <w:rFonts w:ascii="Times New Roman" w:eastAsiaTheme="minorHAnsi" w:hAnsi="Times New Roman"/>
@@ -4523,7 +4490,7 @@
 </file>
 
 <file path=customXml/itemProps1.xml><?xml version="1.0" encoding="utf-8"?>
-<ds:datastoreItem xmlns:ds="http://schemas.openxmlformats.org/officeDocument/2006/customXml" ds:itemID="{58A6C40C-788C-4C11-A7E8-13078D82D216}">
+<ds:datastoreItem xmlns:ds="http://schemas.openxmlformats.org/officeDocument/2006/customXml" ds:itemID="{F67372F8-9597-46C5-B98C-4D4CB441B89A}">
   <ds:schemaRefs>
     <ds:schemaRef ds:uri="http://schemas.openxmlformats.org/officeDocument/2006/bibliography"/>
   </ds:schemaRefs>

--- a/20250820 Отчет1 Блынский.docx
+++ b/20250820 Отчет1 Блынский.docx
@@ -1,6 +1,6 @@
 
 <file path=word/document.xml><?xml version="1.0" encoding="utf-8"?>
-<w:document xmlns:wpc="http://schemas.microsoft.com/office/word/2010/wordprocessingCanvas" xmlns:cx="http://schemas.microsoft.com/office/drawing/2014/chartex" xmlns:cx1="http://schemas.microsoft.com/office/drawing/2015/9/8/chartex" xmlns:cx2="http://schemas.microsoft.com/office/drawing/2015/10/21/chartex" xmlns:cx3="http://schemas.microsoft.com/office/drawing/2016/5/9/chartex" xmlns:cx4="http://schemas.microsoft.com/office/drawing/2016/5/10/chartex" xmlns:cx5="http://schemas.microsoft.com/office/drawing/2016/5/11/chartex" xmlns:cx6="http://schemas.microsoft.com/office/drawing/2016/5/12/chartex" xmlns:cx7="http://schemas.microsoft.com/office/drawing/2016/5/13/chartex" xmlns:cx8="http://schemas.microsoft.com/office/drawing/2016/5/14/chartex" xmlns:mc="http://schemas.openxmlformats.org/markup-compatibility/2006" xmlns:aink="http://schemas.microsoft.com/office/drawing/2016/ink" xmlns:am3d="http://schemas.microsoft.com/office/drawing/2017/model3d" xmlns:o="urn:schemas-microsoft-com:office:office" xmlns:r="http://schemas.openxmlformats.org/officeDocument/2006/relationships" xmlns:m="http://schemas.openxmlformats.org/officeDocument/2006/math" xmlns:v="urn:schemas-microsoft-com:vml" xmlns:wp14="http://schemas.microsoft.com/office/word/2010/wordprocessingDrawing" xmlns:wp="http://schemas.openxmlformats.org/drawingml/2006/wordprocessingDrawing" xmlns:w10="urn:schemas-microsoft-com:office:word" xmlns:w="http://schemas.openxmlformats.org/wordprocessingml/2006/main" xmlns:w14="http://schemas.microsoft.com/office/word/2010/wordml" xmlns:w15="http://schemas.microsoft.com/office/word/2012/wordml" xmlns:w16cex="http://schemas.microsoft.com/office/word/2018/wordml/cex" xmlns:w16cid="http://schemas.microsoft.com/office/word/2016/wordml/cid" xmlns:w16="http://schemas.microsoft.com/office/word/2018/wordml" xmlns:w16se="http://schemas.microsoft.com/office/word/2015/wordml/symex" xmlns:wpg="http://schemas.microsoft.com/office/word/2010/wordprocessingGroup" xmlns:wpi="http://schemas.microsoft.com/office/word/2010/wordprocessingInk" xmlns:wne="http://schemas.microsoft.com/office/word/2006/wordml" xmlns:wps="http://schemas.microsoft.com/office/word/2010/wordprocessingShape" mc:Ignorable="w14 w15 w16se w16cid w16 w16cex wp14">
+<w:document xmlns:wpc="http://schemas.microsoft.com/office/word/2010/wordprocessingCanvas" xmlns:cx="http://schemas.microsoft.com/office/drawing/2014/chartex" xmlns:cx1="http://schemas.microsoft.com/office/drawing/2015/9/8/chartex" xmlns:mc="http://schemas.openxmlformats.org/markup-compatibility/2006" xmlns:o="urn:schemas-microsoft-com:office:office" xmlns:r="http://schemas.openxmlformats.org/officeDocument/2006/relationships" xmlns:m="http://schemas.openxmlformats.org/officeDocument/2006/math" xmlns:v="urn:schemas-microsoft-com:vml" xmlns:wp14="http://schemas.microsoft.com/office/word/2010/wordprocessingDrawing" xmlns:wp="http://schemas.openxmlformats.org/drawingml/2006/wordprocessingDrawing" xmlns:w10="urn:schemas-microsoft-com:office:word" xmlns:w="http://schemas.openxmlformats.org/wordprocessingml/2006/main" xmlns:w14="http://schemas.microsoft.com/office/word/2010/wordml" xmlns:w15="http://schemas.microsoft.com/office/word/2012/wordml" xmlns:w16se="http://schemas.microsoft.com/office/word/2015/wordml/symex" xmlns:wpg="http://schemas.microsoft.com/office/word/2010/wordprocessingGroup" xmlns:wpi="http://schemas.microsoft.com/office/word/2010/wordprocessingInk" xmlns:wne="http://schemas.microsoft.com/office/word/2006/wordml" xmlns:wps="http://schemas.microsoft.com/office/word/2010/wordprocessingShape" mc:Ignorable="w14 w15 w16se wp14">
   <w:body>
     <w:p>
       <w:pPr>
@@ -422,8 +422,6 @@
         <w:lastRenderedPageBreak/>
         <w:t>Оглавление</w:t>
       </w:r>
-      <w:bookmarkStart w:id="0" w:name="_GoBack"/>
-      <w:bookmarkEnd w:id="0"/>
     </w:p>
     <w:sdt>
       <w:sdtPr>
@@ -1289,14 +1287,14 @@
       <w:pPr>
         <w:pStyle w:val="1"/>
       </w:pPr>
-      <w:bookmarkStart w:id="1" w:name="_Toc206593623"/>
-      <w:bookmarkStart w:id="2" w:name="_Toc206593770"/>
+      <w:bookmarkStart w:id="0" w:name="_Toc206593623"/>
+      <w:bookmarkStart w:id="1" w:name="_Toc206593770"/>
       <w:r>
         <w:lastRenderedPageBreak/>
         <w:t>Цель работы</w:t>
       </w:r>
+      <w:bookmarkEnd w:id="0"/>
       <w:bookmarkEnd w:id="1"/>
-      <w:bookmarkEnd w:id="2"/>
     </w:p>
     <w:p>
       <w:pPr>
@@ -1312,14 +1310,14 @@
       <w:pPr>
         <w:pStyle w:val="1"/>
       </w:pPr>
-      <w:bookmarkStart w:id="3" w:name="_Toc206593771"/>
+      <w:bookmarkStart w:id="2" w:name="_Toc206593771"/>
       <w:r>
         <w:t xml:space="preserve">Формулировка </w:t>
       </w:r>
       <w:r>
         <w:t>задания</w:t>
       </w:r>
-      <w:bookmarkEnd w:id="3"/>
+      <w:bookmarkEnd w:id="2"/>
     </w:p>
     <w:p>
       <w:pPr>
@@ -1382,13 +1380,13 @@
       <w:pPr>
         <w:pStyle w:val="1"/>
       </w:pPr>
-      <w:bookmarkStart w:id="4" w:name="_Toc206593624"/>
-      <w:bookmarkStart w:id="5" w:name="_Toc206593772"/>
+      <w:bookmarkStart w:id="3" w:name="_Toc206593624"/>
+      <w:bookmarkStart w:id="4" w:name="_Toc206593772"/>
       <w:r>
         <w:t>Индивидуальная часть</w:t>
       </w:r>
+      <w:bookmarkEnd w:id="3"/>
       <w:bookmarkEnd w:id="4"/>
-      <w:bookmarkEnd w:id="5"/>
       <w:r>
         <w:t xml:space="preserve"> </w:t>
       </w:r>
@@ -1502,8 +1500,8 @@
           <w:lang w:val="en-US"/>
         </w:rPr>
       </w:pPr>
-      <w:bookmarkStart w:id="6" w:name="_Toc206593625"/>
-      <w:bookmarkStart w:id="7" w:name="_Toc206593773"/>
+      <w:bookmarkStart w:id="5" w:name="_Toc206593625"/>
+      <w:bookmarkStart w:id="6" w:name="_Toc206593773"/>
       <w:r>
         <w:lastRenderedPageBreak/>
         <w:t>Блок</w:t>
@@ -1514,8 +1512,8 @@
       <w:r>
         <w:t>схемы</w:t>
       </w:r>
+      <w:bookmarkEnd w:id="5"/>
       <w:bookmarkEnd w:id="6"/>
-      <w:bookmarkEnd w:id="7"/>
     </w:p>
     <w:p>
       <w:pPr>
@@ -1534,13 +1532,378 @@
     </w:p>
     <w:p>
       <w:pPr>
+        <w:spacing w:line="360" w:lineRule="auto"/>
+        <w:ind w:firstLine="567"/>
+      </w:pPr>
+    </w:p>
+    <w:p>
+      <w:pPr>
         <w:keepNext/>
-        <w:ind w:firstLine="360"/>
         <w:jc w:val="center"/>
       </w:pPr>
       <w:r>
         <w:rPr>
           <w:noProof/>
+          <w:lang w:eastAsia="ru-RU"/>
+        </w:rPr>
+        <mc:AlternateContent>
+          <mc:Choice Requires="wps">
+            <w:drawing>
+              <wp:anchor distT="0" distB="0" distL="114300" distR="114300" simplePos="0" relativeHeight="251664384" behindDoc="0" locked="0" layoutInCell="1" allowOverlap="1" wp14:anchorId="027C9A4B" wp14:editId="322FA4FA">
+                <wp:simplePos x="0" y="0"/>
+                <wp:positionH relativeFrom="column">
+                  <wp:posOffset>2593788</wp:posOffset>
+                </wp:positionH>
+                <wp:positionV relativeFrom="paragraph">
+                  <wp:posOffset>4169398</wp:posOffset>
+                </wp:positionV>
+                <wp:extent cx="1278890" cy="0"/>
+                <wp:effectExtent l="19050" t="19050" r="16510" b="19050"/>
+                <wp:wrapNone/>
+                <wp:docPr id="17" name="Прямая соединительная линия 17"/>
+                <wp:cNvGraphicFramePr/>
+                <a:graphic xmlns:a="http://schemas.openxmlformats.org/drawingml/2006/main">
+                  <a:graphicData uri="http://schemas.microsoft.com/office/word/2010/wordprocessingShape">
+                    <wps:wsp>
+                      <wps:cNvCnPr/>
+                      <wps:spPr>
+                        <a:xfrm flipH="1">
+                          <a:off x="0" y="0"/>
+                          <a:ext cx="1278890" cy="0"/>
+                        </a:xfrm>
+                        <a:prstGeom prst="line">
+                          <a:avLst/>
+                        </a:prstGeom>
+                        <a:ln w="28575">
+                          <a:solidFill>
+                            <a:srgbClr val="FF0000"/>
+                          </a:solidFill>
+                        </a:ln>
+                      </wps:spPr>
+                      <wps:style>
+                        <a:lnRef idx="1">
+                          <a:schemeClr val="accent1"/>
+                        </a:lnRef>
+                        <a:fillRef idx="0">
+                          <a:schemeClr val="accent1"/>
+                        </a:fillRef>
+                        <a:effectRef idx="0">
+                          <a:schemeClr val="accent1"/>
+                        </a:effectRef>
+                        <a:fontRef idx="minor">
+                          <a:schemeClr val="tx1"/>
+                        </a:fontRef>
+                      </wps:style>
+                      <wps:bodyPr/>
+                    </wps:wsp>
+                  </a:graphicData>
+                </a:graphic>
+              </wp:anchor>
+            </w:drawing>
+          </mc:Choice>
+          <mc:Fallback>
+            <w:pict>
+              <v:line w14:anchorId="204805C2" id="Прямая соединительная линия 17" o:spid="_x0000_s1026" style="position:absolute;flip:x;z-index:251664384;visibility:visible;mso-wrap-style:square;mso-wrap-distance-left:9pt;mso-wrap-distance-top:0;mso-wrap-distance-right:9pt;mso-wrap-distance-bottom:0;mso-position-horizontal:absolute;mso-position-horizontal-relative:text;mso-position-vertical:absolute;mso-position-vertical-relative:text" from="204.25pt,328.3pt" to="304.95pt,328.3pt" o:gfxdata="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" strokecolor="red" strokeweight="2.25pt">
+                <v:stroke joinstyle="miter"/>
+              </v:line>
+            </w:pict>
+          </mc:Fallback>
+        </mc:AlternateContent>
+      </w:r>
+      <w:r>
+        <w:rPr>
+          <w:noProof/>
+          <w:lang w:eastAsia="ru-RU"/>
+        </w:rPr>
+        <mc:AlternateContent>
+          <mc:Choice Requires="wps">
+            <w:drawing>
+              <wp:anchor distT="0" distB="0" distL="114300" distR="114300" simplePos="0" relativeHeight="251665920" behindDoc="0" locked="0" layoutInCell="1" allowOverlap="1" wp14:anchorId="2232E44E" wp14:editId="053DB534">
+                <wp:simplePos x="0" y="0"/>
+                <wp:positionH relativeFrom="column">
+                  <wp:posOffset>2593137</wp:posOffset>
+                </wp:positionH>
+                <wp:positionV relativeFrom="paragraph">
+                  <wp:posOffset>4168576</wp:posOffset>
+                </wp:positionV>
+                <wp:extent cx="0" cy="100642"/>
+                <wp:effectExtent l="76200" t="0" r="57150" b="52070"/>
+                <wp:wrapNone/>
+                <wp:docPr id="16" name="Прямая со стрелкой 16"/>
+                <wp:cNvGraphicFramePr/>
+                <a:graphic xmlns:a="http://schemas.openxmlformats.org/drawingml/2006/main">
+                  <a:graphicData uri="http://schemas.microsoft.com/office/word/2010/wordprocessingShape">
+                    <wps:wsp>
+                      <wps:cNvCnPr/>
+                      <wps:spPr>
+                        <a:xfrm>
+                          <a:off x="0" y="0"/>
+                          <a:ext cx="0" cy="100642"/>
+                        </a:xfrm>
+                        <a:prstGeom prst="straightConnector1">
+                          <a:avLst/>
+                        </a:prstGeom>
+                        <a:ln>
+                          <a:solidFill>
+                            <a:srgbClr val="FF0000"/>
+                          </a:solidFill>
+                          <a:tailEnd type="triangle"/>
+                        </a:ln>
+                      </wps:spPr>
+                      <wps:style>
+                        <a:lnRef idx="1">
+                          <a:schemeClr val="accent1"/>
+                        </a:lnRef>
+                        <a:fillRef idx="0">
+                          <a:schemeClr val="accent1"/>
+                        </a:fillRef>
+                        <a:effectRef idx="0">
+                          <a:schemeClr val="accent1"/>
+                        </a:effectRef>
+                        <a:fontRef idx="minor">
+                          <a:schemeClr val="tx1"/>
+                        </a:fontRef>
+                      </wps:style>
+                      <wps:bodyPr/>
+                    </wps:wsp>
+                  </a:graphicData>
+                </a:graphic>
+                <wp14:sizeRelV relativeFrom="margin">
+                  <wp14:pctHeight>0</wp14:pctHeight>
+                </wp14:sizeRelV>
+              </wp:anchor>
+            </w:drawing>
+          </mc:Choice>
+          <mc:Fallback>
+            <w:pict>
+              <v:shapetype w14:anchorId="74ACF2EA" id="_x0000_t32" coordsize="21600,21600" o:spt="32" o:oned="t" path="m,l21600,21600e" filled="f">
+                <v:path arrowok="t" fillok="f" o:connecttype="none"/>
+                <o:lock v:ext="edit" shapetype="t"/>
+              </v:shapetype>
+              <v:shape id="Прямая со стрелкой 16" o:spid="_x0000_s1026" type="#_x0000_t32" style="position:absolute;margin-left:204.2pt;margin-top:328.25pt;width:0;height:7.9pt;z-index:251665920;visibility:visible;mso-wrap-style:square;mso-height-percent:0;mso-wrap-distance-left:9pt;mso-wrap-distance-top:0;mso-wrap-distance-right:9pt;mso-wrap-distance-bottom:0;mso-position-horizontal:absolute;mso-position-horizontal-relative:text;mso-position-vertical:absolute;mso-position-vertical-relative:text;mso-height-percent:0;mso-height-relative:margin" o:gfxdata="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" strokecolor="red" strokeweight=".5pt">
+                <v:stroke endarrow="block" joinstyle="miter"/>
+              </v:shape>
+            </w:pict>
+          </mc:Fallback>
+        </mc:AlternateContent>
+      </w:r>
+      <w:r>
+        <w:rPr>
+          <w:noProof/>
+          <w:lang w:eastAsia="ru-RU"/>
+        </w:rPr>
+        <mc:AlternateContent>
+          <mc:Choice Requires="wps">
+            <w:drawing>
+              <wp:anchor distT="0" distB="0" distL="114300" distR="114300" simplePos="0" relativeHeight="251649536" behindDoc="0" locked="0" layoutInCell="1" allowOverlap="1" wp14:anchorId="5B7211AD" wp14:editId="67D8A6C9">
+                <wp:simplePos x="0" y="0"/>
+                <wp:positionH relativeFrom="column">
+                  <wp:posOffset>2593137</wp:posOffset>
+                </wp:positionH>
+                <wp:positionV relativeFrom="paragraph">
+                  <wp:posOffset>4067600</wp:posOffset>
+                </wp:positionV>
+                <wp:extent cx="0" cy="50488"/>
+                <wp:effectExtent l="19050" t="0" r="19050" b="26035"/>
+                <wp:wrapNone/>
+                <wp:docPr id="13" name="Прямая соединительная линия 13"/>
+                <wp:cNvGraphicFramePr/>
+                <a:graphic xmlns:a="http://schemas.openxmlformats.org/drawingml/2006/main">
+                  <a:graphicData uri="http://schemas.microsoft.com/office/word/2010/wordprocessingShape">
+                    <wps:wsp>
+                      <wps:cNvCnPr/>
+                      <wps:spPr>
+                        <a:xfrm>
+                          <a:off x="0" y="0"/>
+                          <a:ext cx="0" cy="50488"/>
+                        </a:xfrm>
+                        <a:prstGeom prst="line">
+                          <a:avLst/>
+                        </a:prstGeom>
+                        <a:ln w="28575">
+                          <a:solidFill>
+                            <a:srgbClr val="FF0000"/>
+                          </a:solidFill>
+                        </a:ln>
+                      </wps:spPr>
+                      <wps:style>
+                        <a:lnRef idx="1">
+                          <a:schemeClr val="accent1"/>
+                        </a:lnRef>
+                        <a:fillRef idx="0">
+                          <a:schemeClr val="accent1"/>
+                        </a:fillRef>
+                        <a:effectRef idx="0">
+                          <a:schemeClr val="accent1"/>
+                        </a:effectRef>
+                        <a:fontRef idx="minor">
+                          <a:schemeClr val="tx1"/>
+                        </a:fontRef>
+                      </wps:style>
+                      <wps:bodyPr/>
+                    </wps:wsp>
+                  </a:graphicData>
+                </a:graphic>
+                <wp14:sizeRelV relativeFrom="margin">
+                  <wp14:pctHeight>0</wp14:pctHeight>
+                </wp14:sizeRelV>
+              </wp:anchor>
+            </w:drawing>
+          </mc:Choice>
+          <mc:Fallback>
+            <w:pict>
+              <v:line w14:anchorId="27EF218E" id="Прямая соединительная линия 13" o:spid="_x0000_s1026" style="position:absolute;z-index:251649536;visibility:visible;mso-wrap-style:square;mso-height-percent:0;mso-wrap-distance-left:9pt;mso-wrap-distance-top:0;mso-wrap-distance-right:9pt;mso-wrap-distance-bottom:0;mso-position-horizontal:absolute;mso-position-horizontal-relative:text;mso-position-vertical:absolute;mso-position-vertical-relative:text;mso-height-percent:0;mso-height-relative:margin" from="204.2pt,320.3pt" to="204.2pt,324.3pt" o:gfxdata="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" strokecolor="red" strokeweight="2.25pt">
+                <v:stroke joinstyle="miter"/>
+              </v:line>
+            </w:pict>
+          </mc:Fallback>
+        </mc:AlternateContent>
+      </w:r>
+      <w:r>
+        <w:rPr>
+          <w:noProof/>
+          <w:lang w:eastAsia="ru-RU"/>
+        </w:rPr>
+        <mc:AlternateContent>
+          <mc:Choice Requires="wps">
+            <w:drawing>
+              <wp:anchor distT="0" distB="0" distL="114300" distR="114300" simplePos="0" relativeHeight="251659776" behindDoc="0" locked="0" layoutInCell="1" allowOverlap="1" wp14:anchorId="4760FB82" wp14:editId="60A8AACB">
+                <wp:simplePos x="0" y="0"/>
+                <wp:positionH relativeFrom="column">
+                  <wp:posOffset>1314099</wp:posOffset>
+                </wp:positionH>
+                <wp:positionV relativeFrom="paragraph">
+                  <wp:posOffset>3798328</wp:posOffset>
+                </wp:positionV>
+                <wp:extent cx="0" cy="314150"/>
+                <wp:effectExtent l="19050" t="19050" r="19050" b="10160"/>
+                <wp:wrapNone/>
+                <wp:docPr id="15" name="Прямая соединительная линия 15"/>
+                <wp:cNvGraphicFramePr/>
+                <a:graphic xmlns:a="http://schemas.openxmlformats.org/drawingml/2006/main">
+                  <a:graphicData uri="http://schemas.microsoft.com/office/word/2010/wordprocessingShape">
+                    <wps:wsp>
+                      <wps:cNvCnPr/>
+                      <wps:spPr>
+                        <a:xfrm flipV="1">
+                          <a:off x="0" y="0"/>
+                          <a:ext cx="0" cy="314150"/>
+                        </a:xfrm>
+                        <a:prstGeom prst="line">
+                          <a:avLst/>
+                        </a:prstGeom>
+                        <a:ln w="28575">
+                          <a:solidFill>
+                            <a:srgbClr val="FF0000"/>
+                          </a:solidFill>
+                        </a:ln>
+                      </wps:spPr>
+                      <wps:style>
+                        <a:lnRef idx="1">
+                          <a:schemeClr val="accent1"/>
+                        </a:lnRef>
+                        <a:fillRef idx="0">
+                          <a:schemeClr val="accent1"/>
+                        </a:fillRef>
+                        <a:effectRef idx="0">
+                          <a:schemeClr val="accent1"/>
+                        </a:effectRef>
+                        <a:fontRef idx="minor">
+                          <a:schemeClr val="tx1"/>
+                        </a:fontRef>
+                      </wps:style>
+                      <wps:bodyPr/>
+                    </wps:wsp>
+                  </a:graphicData>
+                </a:graphic>
+                <wp14:sizeRelV relativeFrom="margin">
+                  <wp14:pctHeight>0</wp14:pctHeight>
+                </wp14:sizeRelV>
+              </wp:anchor>
+            </w:drawing>
+          </mc:Choice>
+          <mc:Fallback>
+            <w:pict>
+              <v:line w14:anchorId="2B8A0F44" id="Прямая соединительная линия 15" o:spid="_x0000_s1026" style="position:absolute;flip:y;z-index:251659776;visibility:visible;mso-wrap-style:square;mso-height-percent:0;mso-wrap-distance-left:9pt;mso-wrap-distance-top:0;mso-wrap-distance-right:9pt;mso-wrap-distance-bottom:0;mso-position-horizontal:absolute;mso-position-horizontal-relative:text;mso-position-vertical:absolute;mso-position-vertical-relative:text;mso-height-percent:0;mso-height-relative:margin" from="103.45pt,299.1pt" to="103.45pt,323.85pt" o:gfxdata="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" strokecolor="red" strokeweight="2.25pt">
+                <v:stroke joinstyle="miter"/>
+              </v:line>
+            </w:pict>
+          </mc:Fallback>
+        </mc:AlternateContent>
+      </w:r>
+      <w:r>
+        <w:rPr>
+          <w:noProof/>
+          <w:lang w:eastAsia="ru-RU"/>
+        </w:rPr>
+        <mc:AlternateContent>
+          <mc:Choice Requires="wps">
+            <w:drawing>
+              <wp:anchor distT="0" distB="0" distL="114300" distR="114300" simplePos="0" relativeHeight="251654656" behindDoc="0" locked="0" layoutInCell="1" allowOverlap="1" wp14:anchorId="1590A672" wp14:editId="483A3D61">
+                <wp:simplePos x="0" y="0"/>
+                <wp:positionH relativeFrom="column">
+                  <wp:posOffset>1313815</wp:posOffset>
+                </wp:positionH>
+                <wp:positionV relativeFrom="paragraph">
+                  <wp:posOffset>4121890</wp:posOffset>
+                </wp:positionV>
+                <wp:extent cx="1278890" cy="0"/>
+                <wp:effectExtent l="19050" t="19050" r="16510" b="19050"/>
+                <wp:wrapNone/>
+                <wp:docPr id="14" name="Прямая соединительная линия 14"/>
+                <wp:cNvGraphicFramePr/>
+                <a:graphic xmlns:a="http://schemas.openxmlformats.org/drawingml/2006/main">
+                  <a:graphicData uri="http://schemas.microsoft.com/office/word/2010/wordprocessingShape">
+                    <wps:wsp>
+                      <wps:cNvCnPr/>
+                      <wps:spPr>
+                        <a:xfrm flipH="1">
+                          <a:off x="0" y="0"/>
+                          <a:ext cx="1278890" cy="0"/>
+                        </a:xfrm>
+                        <a:prstGeom prst="line">
+                          <a:avLst/>
+                        </a:prstGeom>
+                        <a:ln w="28575">
+                          <a:solidFill>
+                            <a:srgbClr val="FF0000"/>
+                          </a:solidFill>
+                        </a:ln>
+                      </wps:spPr>
+                      <wps:style>
+                        <a:lnRef idx="1">
+                          <a:schemeClr val="accent1"/>
+                        </a:lnRef>
+                        <a:fillRef idx="0">
+                          <a:schemeClr val="accent1"/>
+                        </a:fillRef>
+                        <a:effectRef idx="0">
+                          <a:schemeClr val="accent1"/>
+                        </a:effectRef>
+                        <a:fontRef idx="minor">
+                          <a:schemeClr val="tx1"/>
+                        </a:fontRef>
+                      </wps:style>
+                      <wps:bodyPr/>
+                    </wps:wsp>
+                  </a:graphicData>
+                </a:graphic>
+              </wp:anchor>
+            </w:drawing>
+          </mc:Choice>
+          <mc:Fallback>
+            <w:pict>
+              <v:line w14:anchorId="42ABADC4" id="Прямая соединительная линия 14" o:spid="_x0000_s1026" style="position:absolute;flip:x;z-index:251654656;visibility:visible;mso-wrap-style:square;mso-wrap-distance-left:9pt;mso-wrap-distance-top:0;mso-wrap-distance-right:9pt;mso-wrap-distance-bottom:0;mso-position-horizontal:absolute;mso-position-horizontal-relative:text;mso-position-vertical:absolute;mso-position-vertical-relative:text" from="103.45pt,324.55pt" to="204.15pt,324.55pt" o:gfxdata="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" strokecolor="red" strokeweight="2.25pt">
+                <v:stroke joinstyle="miter"/>
+              </v:line>
+            </w:pict>
+          </mc:Fallback>
+        </mc:AlternateContent>
+      </w:r>
+      <w:r>
+        <w:rPr>
+          <w:noProof/>
+          <w:lang w:eastAsia="ru-RU"/>
         </w:rPr>
         <w:drawing>
           <wp:inline distT="0" distB="0" distL="0" distR="0" wp14:anchorId="2552EEEB" wp14:editId="7E57AB61">
@@ -1587,27 +1950,14 @@
       <w:r>
         <w:t xml:space="preserve">Рисунок </w:t>
       </w:r>
-      <w:r>
-        <w:fldChar w:fldCharType="begin"/>
-      </w:r>
-      <w:r>
-        <w:instrText xml:space="preserve"> SEQ Рисунок \* ARABIC </w:instrText>
-      </w:r>
-      <w:r>
-        <w:fldChar w:fldCharType="separate"/>
-      </w:r>
-      <w:r>
-        <w:rPr>
-          <w:noProof/>
-        </w:rPr>
-        <w:t>1</w:t>
-      </w:r>
-      <w:r>
-        <w:rPr>
-          <w:noProof/>
-        </w:rPr>
-        <w:fldChar w:fldCharType="end"/>
-      </w:r>
+      <w:fldSimple w:instr=" SEQ Рисунок \* ARABIC ">
+        <w:r>
+          <w:rPr>
+            <w:noProof/>
+          </w:rPr>
+          <w:t>1</w:t>
+        </w:r>
+      </w:fldSimple>
       <w:r>
         <w:t xml:space="preserve"> </w:t>
       </w:r>
@@ -1625,22 +1975,25 @@
       <w:pPr>
         <w:spacing w:line="360" w:lineRule="auto"/>
         <w:ind w:firstLine="708"/>
-      </w:pPr>
-      <w:r>
         <w:rPr>
           <w:iCs/>
           <w:color w:val="000000" w:themeColor="text1"/>
           <w:szCs w:val="18"/>
         </w:rPr>
-        <w:t xml:space="preserve">На </w:t>
-      </w:r>
+      </w:pPr>
+    </w:p>
+    <w:p>
+      <w:pPr>
+        <w:spacing w:line="360" w:lineRule="auto"/>
+        <w:ind w:firstLine="708"/>
+      </w:pPr>
       <w:r>
         <w:rPr>
           <w:iCs/>
           <w:color w:val="000000" w:themeColor="text1"/>
           <w:szCs w:val="18"/>
         </w:rPr>
-        <w:t>Р</w:t>
+        <w:t xml:space="preserve">На </w:t>
       </w:r>
       <w:r>
         <w:rPr>
@@ -1648,6 +2001,14 @@
           <w:color w:val="000000" w:themeColor="text1"/>
           <w:szCs w:val="18"/>
         </w:rPr>
+        <w:t>Р</w:t>
+      </w:r>
+      <w:r>
+        <w:rPr>
+          <w:iCs/>
+          <w:color w:val="000000" w:themeColor="text1"/>
+          <w:szCs w:val="18"/>
+        </w:rPr>
         <w:t xml:space="preserve">исунке 1 в виде блок-схемы представлен алгоритм работы программы </w:t>
       </w:r>
       <w:r>
@@ -1690,22 +2051,13 @@
     </w:p>
     <w:p>
       <w:pPr>
-        <w:spacing w:after="0" w:line="240" w:lineRule="auto"/>
-        <w:jc w:val="left"/>
-      </w:pPr>
-      <w:r>
-        <w:br w:type="page"/>
-      </w:r>
-    </w:p>
-    <w:p>
-      <w:pPr>
         <w:keepNext/>
-        <w:ind w:firstLine="708"/>
         <w:jc w:val="center"/>
       </w:pPr>
       <w:r>
         <w:rPr>
           <w:noProof/>
+          <w:lang w:eastAsia="ru-RU"/>
         </w:rPr>
         <w:lastRenderedPageBreak/>
         <w:drawing>
@@ -1757,31 +2109,17 @@
       <w:r>
         <w:t xml:space="preserve">Рисунок </w:t>
       </w:r>
-      <w:r>
-        <w:fldChar w:fldCharType="begin"/>
-      </w:r>
-      <w:r>
-        <w:instrText xml:space="preserve"> SEQ Рисунок \* ARABIC </w:instrText>
-      </w:r>
-      <w:r>
-        <w:fldChar w:fldCharType="separate"/>
-      </w:r>
-      <w:r>
-        <w:rPr>
-          <w:noProof/>
-        </w:rPr>
-        <w:t>2</w:t>
-      </w:r>
-      <w:r>
-        <w:rPr>
-          <w:noProof/>
-        </w:rPr>
-        <w:fldChar w:fldCharType="end"/>
-      </w:r>
+      <w:fldSimple w:instr=" SEQ Рисунок \* ARABIC ">
+        <w:r>
+          <w:rPr>
+            <w:noProof/>
+          </w:rPr>
+          <w:t>2</w:t>
+        </w:r>
+      </w:fldSimple>
       <w:r>
         <w:t xml:space="preserve"> – Блок-схема подпрограммы </w:t>
       </w:r>
-      <w:proofErr w:type="spellStart"/>
       <w:r>
         <w:rPr>
           <w:i/>
@@ -1790,7 +2128,6 @@
         </w:rPr>
         <w:t>FirstTask</w:t>
       </w:r>
-      <w:proofErr w:type="spellEnd"/>
       <w:r>
         <w:rPr>
           <w:i/>
@@ -1821,21 +2158,28 @@
           <w:szCs w:val="18"/>
         </w:rPr>
       </w:pPr>
-      <w:r>
+    </w:p>
+    <w:p>
+      <w:pPr>
+        <w:tabs>
+          <w:tab w:val="left" w:pos="2016"/>
+        </w:tabs>
+        <w:spacing w:line="360" w:lineRule="auto"/>
+        <w:ind w:firstLine="567"/>
+        <w:jc w:val="left"/>
         <w:rPr>
           <w:iCs/>
           <w:color w:val="000000" w:themeColor="text1"/>
           <w:szCs w:val="18"/>
         </w:rPr>
-        <w:t xml:space="preserve">На </w:t>
-      </w:r>
+      </w:pPr>
       <w:r>
         <w:rPr>
           <w:iCs/>
           <w:color w:val="000000" w:themeColor="text1"/>
           <w:szCs w:val="18"/>
         </w:rPr>
-        <w:t>Рисунке 2</w:t>
+        <w:t xml:space="preserve">На </w:t>
       </w:r>
       <w:r>
         <w:rPr>
@@ -1843,6 +2187,14 @@
           <w:color w:val="000000" w:themeColor="text1"/>
           <w:szCs w:val="18"/>
         </w:rPr>
+        <w:t>Рисунке 2</w:t>
+      </w:r>
+      <w:r>
+        <w:rPr>
+          <w:iCs/>
+          <w:color w:val="000000" w:themeColor="text1"/>
+          <w:szCs w:val="18"/>
+        </w:rPr>
         <w:t xml:space="preserve"> представлена блок-схема подпрограммы, возвращающей значение </w:t>
       </w:r>
       <w:r>
@@ -1870,6 +2222,21 @@
         </w:rPr>
         <w:t>го члена разложения через ряд Тейлора экспоненты указанной степени.</w:t>
       </w:r>
+    </w:p>
+    <w:p>
+      <w:pPr>
+        <w:tabs>
+          <w:tab w:val="left" w:pos="2016"/>
+        </w:tabs>
+        <w:spacing w:line="360" w:lineRule="auto"/>
+        <w:ind w:firstLine="567"/>
+        <w:jc w:val="left"/>
+        <w:rPr>
+          <w:iCs/>
+          <w:color w:val="000000" w:themeColor="text1"/>
+          <w:szCs w:val="18"/>
+        </w:rPr>
+      </w:pPr>
     </w:p>
     <w:p>
       <w:pPr>
@@ -1877,12 +2244,361 @@
         <w:tabs>
           <w:tab w:val="left" w:pos="2016"/>
         </w:tabs>
-        <w:ind w:firstLine="567"/>
         <w:jc w:val="center"/>
       </w:pPr>
       <w:r>
         <w:rPr>
           <w:noProof/>
+          <w:lang w:eastAsia="ru-RU"/>
+        </w:rPr>
+        <mc:AlternateContent>
+          <mc:Choice Requires="wps">
+            <w:drawing>
+              <wp:anchor distT="0" distB="0" distL="114300" distR="114300" simplePos="0" relativeHeight="251672064" behindDoc="0" locked="0" layoutInCell="1" allowOverlap="1" wp14:anchorId="7B6D20A6" wp14:editId="06D56955">
+                <wp:simplePos x="0" y="0"/>
+                <wp:positionH relativeFrom="column">
+                  <wp:posOffset>2614486</wp:posOffset>
+                </wp:positionH>
+                <wp:positionV relativeFrom="paragraph">
+                  <wp:posOffset>2508772</wp:posOffset>
+                </wp:positionV>
+                <wp:extent cx="1179152" cy="0"/>
+                <wp:effectExtent l="0" t="19050" r="21590" b="19050"/>
+                <wp:wrapNone/>
+                <wp:docPr id="34" name="Прямая соединительная линия 34"/>
+                <wp:cNvGraphicFramePr/>
+                <a:graphic xmlns:a="http://schemas.openxmlformats.org/drawingml/2006/main">
+                  <a:graphicData uri="http://schemas.microsoft.com/office/word/2010/wordprocessingShape">
+                    <wps:wsp>
+                      <wps:cNvCnPr/>
+                      <wps:spPr>
+                        <a:xfrm>
+                          <a:off x="0" y="0"/>
+                          <a:ext cx="1179152" cy="0"/>
+                        </a:xfrm>
+                        <a:prstGeom prst="line">
+                          <a:avLst/>
+                        </a:prstGeom>
+                        <a:ln w="38100">
+                          <a:solidFill>
+                            <a:srgbClr val="FF0000"/>
+                          </a:solidFill>
+                        </a:ln>
+                      </wps:spPr>
+                      <wps:style>
+                        <a:lnRef idx="1">
+                          <a:schemeClr val="accent1"/>
+                        </a:lnRef>
+                        <a:fillRef idx="0">
+                          <a:schemeClr val="accent1"/>
+                        </a:fillRef>
+                        <a:effectRef idx="0">
+                          <a:schemeClr val="accent1"/>
+                        </a:effectRef>
+                        <a:fontRef idx="minor">
+                          <a:schemeClr val="tx1"/>
+                        </a:fontRef>
+                      </wps:style>
+                      <wps:bodyPr/>
+                    </wps:wsp>
+                  </a:graphicData>
+                </a:graphic>
+              </wp:anchor>
+            </w:drawing>
+          </mc:Choice>
+          <mc:Fallback>
+            <w:pict>
+              <v:line w14:anchorId="0E97DF47" id="Прямая соединительная линия 34" o:spid="_x0000_s1026" style="position:absolute;z-index:251672064;visibility:visible;mso-wrap-style:square;mso-wrap-distance-left:9pt;mso-wrap-distance-top:0;mso-wrap-distance-right:9pt;mso-wrap-distance-bottom:0;mso-position-horizontal:absolute;mso-position-horizontal-relative:text;mso-position-vertical:absolute;mso-position-vertical-relative:text" from="205.85pt,197.55pt" to="298.7pt,197.55pt" o:gfxdata="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" strokecolor="red" strokeweight="3pt">
+                <v:stroke joinstyle="miter"/>
+              </v:line>
+            </w:pict>
+          </mc:Fallback>
+        </mc:AlternateContent>
+      </w:r>
+      <w:r>
+        <w:rPr>
+          <w:noProof/>
+          <w:lang w:eastAsia="ru-RU"/>
+        </w:rPr>
+        <mc:AlternateContent>
+          <mc:Choice Requires="wps">
+            <w:drawing>
+              <wp:anchor distT="0" distB="0" distL="114300" distR="114300" simplePos="0" relativeHeight="251671040" behindDoc="0" locked="0" layoutInCell="1" allowOverlap="1" wp14:anchorId="4C190013" wp14:editId="44369AE6">
+                <wp:simplePos x="0" y="0"/>
+                <wp:positionH relativeFrom="column">
+                  <wp:posOffset>2621187</wp:posOffset>
+                </wp:positionH>
+                <wp:positionV relativeFrom="paragraph">
+                  <wp:posOffset>2508772</wp:posOffset>
+                </wp:positionV>
+                <wp:extent cx="0" cy="106587"/>
+                <wp:effectExtent l="95250" t="19050" r="95250" b="46355"/>
+                <wp:wrapNone/>
+                <wp:docPr id="32" name="Прямая со стрелкой 32"/>
+                <wp:cNvGraphicFramePr/>
+                <a:graphic xmlns:a="http://schemas.openxmlformats.org/drawingml/2006/main">
+                  <a:graphicData uri="http://schemas.microsoft.com/office/word/2010/wordprocessingShape">
+                    <wps:wsp>
+                      <wps:cNvCnPr/>
+                      <wps:spPr>
+                        <a:xfrm>
+                          <a:off x="0" y="0"/>
+                          <a:ext cx="0" cy="106587"/>
+                        </a:xfrm>
+                        <a:prstGeom prst="straightConnector1">
+                          <a:avLst/>
+                        </a:prstGeom>
+                        <a:ln w="38100">
+                          <a:solidFill>
+                            <a:srgbClr val="FF0000"/>
+                          </a:solidFill>
+                          <a:tailEnd type="triangle"/>
+                        </a:ln>
+                      </wps:spPr>
+                      <wps:style>
+                        <a:lnRef idx="1">
+                          <a:schemeClr val="accent1"/>
+                        </a:lnRef>
+                        <a:fillRef idx="0">
+                          <a:schemeClr val="accent1"/>
+                        </a:fillRef>
+                        <a:effectRef idx="0">
+                          <a:schemeClr val="accent1"/>
+                        </a:effectRef>
+                        <a:fontRef idx="minor">
+                          <a:schemeClr val="tx1"/>
+                        </a:fontRef>
+                      </wps:style>
+                      <wps:bodyPr/>
+                    </wps:wsp>
+                  </a:graphicData>
+                </a:graphic>
+              </wp:anchor>
+            </w:drawing>
+          </mc:Choice>
+          <mc:Fallback>
+            <w:pict>
+              <v:shape w14:anchorId="3E9796A9" id="Прямая со стрелкой 32" o:spid="_x0000_s1026" type="#_x0000_t32" style="position:absolute;margin-left:206.4pt;margin-top:197.55pt;width:0;height:8.4pt;z-index:251671040;visibility:visible;mso-wrap-style:square;mso-wrap-distance-left:9pt;mso-wrap-distance-top:0;mso-wrap-distance-right:9pt;mso-wrap-distance-bottom:0;mso-position-horizontal:absolute;mso-position-horizontal-relative:text;mso-position-vertical:absolute;mso-position-vertical-relative:text" o:gfxdata="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" strokecolor="red" strokeweight="3pt">
+                <v:stroke endarrow="block" joinstyle="miter"/>
+              </v:shape>
+            </w:pict>
+          </mc:Fallback>
+        </mc:AlternateContent>
+      </w:r>
+      <w:r>
+        <w:rPr>
+          <w:noProof/>
+          <w:lang w:eastAsia="ru-RU"/>
+        </w:rPr>
+        <mc:AlternateContent>
+          <mc:Choice Requires="wps">
+            <w:drawing>
+              <wp:anchor distT="0" distB="0" distL="114300" distR="114300" simplePos="0" relativeHeight="251666944" behindDoc="0" locked="0" layoutInCell="1" allowOverlap="1" wp14:anchorId="401737F3" wp14:editId="5CE0FE09">
+                <wp:simplePos x="0" y="0"/>
+                <wp:positionH relativeFrom="column">
+                  <wp:posOffset>1420685</wp:posOffset>
+                </wp:positionH>
+                <wp:positionV relativeFrom="paragraph">
+                  <wp:posOffset>2402186</wp:posOffset>
+                </wp:positionV>
+                <wp:extent cx="1194326" cy="0"/>
+                <wp:effectExtent l="19050" t="19050" r="6350" b="19050"/>
+                <wp:wrapNone/>
+                <wp:docPr id="30" name="Прямая соединительная линия 30"/>
+                <wp:cNvGraphicFramePr/>
+                <a:graphic xmlns:a="http://schemas.openxmlformats.org/drawingml/2006/main">
+                  <a:graphicData uri="http://schemas.microsoft.com/office/word/2010/wordprocessingShape">
+                    <wps:wsp>
+                      <wps:cNvCnPr/>
+                      <wps:spPr>
+                        <a:xfrm flipH="1">
+                          <a:off x="0" y="0"/>
+                          <a:ext cx="1194326" cy="0"/>
+                        </a:xfrm>
+                        <a:prstGeom prst="line">
+                          <a:avLst/>
+                        </a:prstGeom>
+                        <a:ln w="38100">
+                          <a:solidFill>
+                            <a:srgbClr val="FF0000"/>
+                          </a:solidFill>
+                        </a:ln>
+                      </wps:spPr>
+                      <wps:style>
+                        <a:lnRef idx="1">
+                          <a:schemeClr val="accent1"/>
+                        </a:lnRef>
+                        <a:fillRef idx="0">
+                          <a:schemeClr val="accent1"/>
+                        </a:fillRef>
+                        <a:effectRef idx="0">
+                          <a:schemeClr val="accent1"/>
+                        </a:effectRef>
+                        <a:fontRef idx="minor">
+                          <a:schemeClr val="tx1"/>
+                        </a:fontRef>
+                      </wps:style>
+                      <wps:bodyPr/>
+                    </wps:wsp>
+                  </a:graphicData>
+                </a:graphic>
+                <wp14:sizeRelH relativeFrom="margin">
+                  <wp14:pctWidth>0</wp14:pctWidth>
+                </wp14:sizeRelH>
+              </wp:anchor>
+            </w:drawing>
+          </mc:Choice>
+          <mc:Fallback>
+            <w:pict>
+              <v:line w14:anchorId="63F69BD2" id="Прямая соединительная линия 30" o:spid="_x0000_s1026" style="position:absolute;flip:x;z-index:251666944;visibility:visible;mso-wrap-style:square;mso-width-percent:0;mso-wrap-distance-left:9pt;mso-wrap-distance-top:0;mso-wrap-distance-right:9pt;mso-wrap-distance-bottom:0;mso-position-horizontal:absolute;mso-position-horizontal-relative:text;mso-position-vertical:absolute;mso-position-vertical-relative:text;mso-width-percent:0;mso-width-relative:margin" from="111.85pt,189.15pt" to="205.9pt,189.15pt" o:gfxdata="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" strokecolor="red" strokeweight="3pt">
+                <v:stroke joinstyle="miter"/>
+              </v:line>
+            </w:pict>
+          </mc:Fallback>
+        </mc:AlternateContent>
+      </w:r>
+      <w:r>
+        <w:rPr>
+          <w:noProof/>
+          <w:lang w:eastAsia="ru-RU"/>
+        </w:rPr>
+        <mc:AlternateContent>
+          <mc:Choice Requires="wps">
+            <w:drawing>
+              <wp:anchor distT="0" distB="0" distL="114300" distR="114300" simplePos="0" relativeHeight="251667968" behindDoc="0" locked="0" layoutInCell="1" allowOverlap="1" wp14:anchorId="0648B996" wp14:editId="63952D34">
+                <wp:simplePos x="0" y="0"/>
+                <wp:positionH relativeFrom="column">
+                  <wp:posOffset>1423565</wp:posOffset>
+                </wp:positionH>
+                <wp:positionV relativeFrom="paragraph">
+                  <wp:posOffset>2115820</wp:posOffset>
+                </wp:positionV>
+                <wp:extent cx="0" cy="291710"/>
+                <wp:effectExtent l="19050" t="19050" r="19050" b="13335"/>
+                <wp:wrapNone/>
+                <wp:docPr id="31" name="Прямая соединительная линия 31"/>
+                <wp:cNvGraphicFramePr/>
+                <a:graphic xmlns:a="http://schemas.openxmlformats.org/drawingml/2006/main">
+                  <a:graphicData uri="http://schemas.microsoft.com/office/word/2010/wordprocessingShape">
+                    <wps:wsp>
+                      <wps:cNvCnPr/>
+                      <wps:spPr>
+                        <a:xfrm flipV="1">
+                          <a:off x="0" y="0"/>
+                          <a:ext cx="0" cy="291710"/>
+                        </a:xfrm>
+                        <a:prstGeom prst="line">
+                          <a:avLst/>
+                        </a:prstGeom>
+                        <a:ln w="38100">
+                          <a:solidFill>
+                            <a:srgbClr val="FF0000"/>
+                          </a:solidFill>
+                        </a:ln>
+                      </wps:spPr>
+                      <wps:style>
+                        <a:lnRef idx="1">
+                          <a:schemeClr val="accent1"/>
+                        </a:lnRef>
+                        <a:fillRef idx="0">
+                          <a:schemeClr val="accent1"/>
+                        </a:fillRef>
+                        <a:effectRef idx="0">
+                          <a:schemeClr val="accent1"/>
+                        </a:effectRef>
+                        <a:fontRef idx="minor">
+                          <a:schemeClr val="tx1"/>
+                        </a:fontRef>
+                      </wps:style>
+                      <wps:bodyPr/>
+                    </wps:wsp>
+                  </a:graphicData>
+                </a:graphic>
+              </wp:anchor>
+            </w:drawing>
+          </mc:Choice>
+          <mc:Fallback>
+            <w:pict>
+              <v:line w14:anchorId="0893B659" id="Прямая соединительная линия 31" o:spid="_x0000_s1026" style="position:absolute;flip:y;z-index:251667968;visibility:visible;mso-wrap-style:square;mso-wrap-distance-left:9pt;mso-wrap-distance-top:0;mso-wrap-distance-right:9pt;mso-wrap-distance-bottom:0;mso-position-horizontal:absolute;mso-position-horizontal-relative:text;mso-position-vertical:absolute;mso-position-vertical-relative:text" from="112.1pt,166.6pt" to="112.1pt,189.55pt" o:gfxdata="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" strokecolor="red" strokeweight="3pt">
+                <v:stroke joinstyle="miter"/>
+              </v:line>
+            </w:pict>
+          </mc:Fallback>
+        </mc:AlternateContent>
+      </w:r>
+      <w:r>
+        <w:rPr>
+          <w:noProof/>
+          <w:lang w:eastAsia="ru-RU"/>
+        </w:rPr>
+        <mc:AlternateContent>
+          <mc:Choice Requires="wps">
+            <w:drawing>
+              <wp:anchor distT="0" distB="0" distL="114300" distR="114300" simplePos="0" relativeHeight="251667968" behindDoc="0" locked="0" layoutInCell="1" allowOverlap="1" wp14:anchorId="2E81FB5B" wp14:editId="4C2AAE99">
+                <wp:simplePos x="0" y="0"/>
+                <wp:positionH relativeFrom="column">
+                  <wp:posOffset>2621187</wp:posOffset>
+                </wp:positionH>
+                <wp:positionV relativeFrom="paragraph">
+                  <wp:posOffset>2334868</wp:posOffset>
+                </wp:positionV>
+                <wp:extent cx="0" cy="72927"/>
+                <wp:effectExtent l="19050" t="0" r="19050" b="22860"/>
+                <wp:wrapNone/>
+                <wp:docPr id="28" name="Прямая соединительная линия 28"/>
+                <wp:cNvGraphicFramePr/>
+                <a:graphic xmlns:a="http://schemas.openxmlformats.org/drawingml/2006/main">
+                  <a:graphicData uri="http://schemas.microsoft.com/office/word/2010/wordprocessingShape">
+                    <wps:wsp>
+                      <wps:cNvCnPr/>
+                      <wps:spPr>
+                        <a:xfrm>
+                          <a:off x="0" y="0"/>
+                          <a:ext cx="0" cy="72927"/>
+                        </a:xfrm>
+                        <a:prstGeom prst="line">
+                          <a:avLst/>
+                        </a:prstGeom>
+                        <a:ln w="38100">
+                          <a:solidFill>
+                            <a:srgbClr val="FF0000"/>
+                          </a:solidFill>
+                        </a:ln>
+                      </wps:spPr>
+                      <wps:style>
+                        <a:lnRef idx="1">
+                          <a:schemeClr val="accent1"/>
+                        </a:lnRef>
+                        <a:fillRef idx="0">
+                          <a:schemeClr val="accent1"/>
+                        </a:fillRef>
+                        <a:effectRef idx="0">
+                          <a:schemeClr val="accent1"/>
+                        </a:effectRef>
+                        <a:fontRef idx="minor">
+                          <a:schemeClr val="tx1"/>
+                        </a:fontRef>
+                      </wps:style>
+                      <wps:bodyPr/>
+                    </wps:wsp>
+                  </a:graphicData>
+                </a:graphic>
+              </wp:anchor>
+            </w:drawing>
+          </mc:Choice>
+          <mc:Fallback>
+            <w:pict>
+              <v:line w14:anchorId="1172FD46" id="Прямая соединительная линия 28" o:spid="_x0000_s1026" style="position:absolute;z-index:251667968;visibility:visible;mso-wrap-style:square;mso-wrap-distance-left:9pt;mso-wrap-distance-top:0;mso-wrap-distance-right:9pt;mso-wrap-distance-bottom:0;mso-position-horizontal:absolute;mso-position-horizontal-relative:text;mso-position-vertical:absolute;mso-position-vertical-relative:text" from="206.4pt,183.85pt" to="206.4pt,189.6pt" o:gfxdata="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" strokecolor="red" strokeweight="3pt">
+                <v:stroke joinstyle="miter"/>
+              </v:line>
+            </w:pict>
+          </mc:Fallback>
+        </mc:AlternateContent>
+      </w:r>
+      <w:r>
+        <w:rPr>
+          <w:noProof/>
+          <w:lang w:eastAsia="ru-RU"/>
         </w:rPr>
         <w:drawing>
           <wp:inline distT="0" distB="0" distL="0" distR="0" wp14:anchorId="091286EA" wp14:editId="6DDB2B20">
@@ -1933,27 +2649,14 @@
       <w:r>
         <w:t xml:space="preserve">Рисунок </w:t>
       </w:r>
-      <w:r>
-        <w:fldChar w:fldCharType="begin"/>
-      </w:r>
-      <w:r>
-        <w:instrText xml:space="preserve"> SEQ Рисунок \* ARABIC </w:instrText>
-      </w:r>
-      <w:r>
-        <w:fldChar w:fldCharType="separate"/>
-      </w:r>
-      <w:r>
-        <w:rPr>
-          <w:noProof/>
-        </w:rPr>
-        <w:t>3</w:t>
-      </w:r>
-      <w:r>
-        <w:rPr>
-          <w:noProof/>
-        </w:rPr>
-        <w:fldChar w:fldCharType="end"/>
-      </w:r>
+      <w:fldSimple w:instr=" SEQ Рисунок \* ARABIC ">
+        <w:r>
+          <w:rPr>
+            <w:noProof/>
+          </w:rPr>
+          <w:t>3</w:t>
+        </w:r>
+      </w:fldSimple>
       <w:r>
         <w:t xml:space="preserve"> – Блок-схема подпрограммы </w:t>
       </w:r>
@@ -2001,6 +2704,7 @@
           <w:color w:val="000000" w:themeColor="text1"/>
           <w:szCs w:val="18"/>
         </w:rPr>
+        <w:lastRenderedPageBreak/>
         <w:t xml:space="preserve">На </w:t>
       </w:r>
       <w:r>
@@ -2063,23 +2767,14 @@
           <w:szCs w:val="18"/>
         </w:rPr>
       </w:pPr>
-      <w:r>
-        <w:rPr>
-          <w:iCs/>
-          <w:color w:val="000000" w:themeColor="text1"/>
-          <w:szCs w:val="18"/>
-        </w:rPr>
-        <w:br w:type="page"/>
-      </w:r>
     </w:p>
     <w:p>
       <w:pPr>
         <w:pStyle w:val="1"/>
       </w:pPr>
-      <w:bookmarkStart w:id="8" w:name="_Toc206593626"/>
-      <w:bookmarkStart w:id="9" w:name="_Toc206593774"/>
-      <w:r>
-        <w:lastRenderedPageBreak/>
+      <w:bookmarkStart w:id="7" w:name="_Toc206593626"/>
+      <w:bookmarkStart w:id="8" w:name="_Toc206593774"/>
+      <w:r>
         <w:t xml:space="preserve">Решение задачи в </w:t>
       </w:r>
       <w:r>
@@ -2118,8 +2813,8 @@
         </w:rPr>
         <w:t>LabView</w:t>
       </w:r>
+      <w:bookmarkEnd w:id="7"/>
       <w:bookmarkEnd w:id="8"/>
-      <w:bookmarkEnd w:id="9"/>
     </w:p>
     <w:p>
       <w:pPr>
@@ -2130,11 +2825,21 @@
         <w:ind w:left="360"/>
         <w:jc w:val="center"/>
       </w:pPr>
+    </w:p>
+    <w:p>
+      <w:pPr>
+        <w:keepNext/>
+        <w:tabs>
+          <w:tab w:val="left" w:pos="1512"/>
+        </w:tabs>
+        <w:jc w:val="center"/>
+      </w:pPr>
       <w:r>
         <w:rPr>
           <w:b/>
           <w:bCs/>
           <w:noProof/>
+          <w:lang w:eastAsia="ru-RU"/>
         </w:rPr>
         <w:drawing>
           <wp:inline distT="0" distB="0" distL="0" distR="0" wp14:anchorId="170E57AB" wp14:editId="1C45E801">
@@ -2177,18 +2882,35 @@
       <w:pPr>
         <w:pStyle w:val="a5"/>
         <w:jc w:val="center"/>
+        <w:rPr>
+          <w:i/>
+          <w:iCs w:val="0"/>
+        </w:rPr>
       </w:pPr>
       <w:r>
         <w:t xml:space="preserve">Рисунок </w:t>
       </w:r>
-      <w:fldSimple w:instr=" SEQ Рисунок \* ARABIC ">
-        <w:r>
-          <w:rPr>
-            <w:noProof/>
-          </w:rPr>
-          <w:t>4</w:t>
-        </w:r>
-      </w:fldSimple>
+      <w:r>
+        <w:fldChar w:fldCharType="begin"/>
+      </w:r>
+      <w:r>
+        <w:instrText xml:space="preserve"> SEQ Рисунок \* ARABIC </w:instrText>
+      </w:r>
+      <w:r>
+        <w:fldChar w:fldCharType="separate"/>
+      </w:r>
+      <w:r>
+        <w:rPr>
+          <w:noProof/>
+        </w:rPr>
+        <w:t>4</w:t>
+      </w:r>
+      <w:r>
+        <w:rPr>
+          <w:noProof/>
+        </w:rPr>
+        <w:fldChar w:fldCharType="end"/>
+      </w:r>
       <w:r>
         <w:t xml:space="preserve"> – Интерфейс виртуального прибора, выдающего значение экспоненты в указанной степени</w:t>
       </w:r>
@@ -2211,6 +2933,7 @@
         <w:t xml:space="preserve"> </w:t>
       </w:r>
     </w:p>
+    <w:p/>
     <w:p>
       <w:pPr>
         <w:keepNext/>
@@ -2219,6 +2942,7 @@
       <w:r>
         <w:rPr>
           <w:noProof/>
+          <w:lang w:eastAsia="ru-RU"/>
         </w:rPr>
         <w:drawing>
           <wp:inline distT="0" distB="0" distL="0" distR="0" wp14:anchorId="6F8EEABD" wp14:editId="58D03B3C">
@@ -2265,14 +2989,27 @@
       <w:r>
         <w:t xml:space="preserve">Рисунок </w:t>
       </w:r>
-      <w:fldSimple w:instr=" SEQ Рисунок \* ARABIC ">
-        <w:r>
-          <w:rPr>
-            <w:noProof/>
-          </w:rPr>
-          <w:t>5</w:t>
-        </w:r>
-      </w:fldSimple>
+      <w:r>
+        <w:fldChar w:fldCharType="begin"/>
+      </w:r>
+      <w:r>
+        <w:instrText xml:space="preserve"> SEQ Рисунок \* ARABIC </w:instrText>
+      </w:r>
+      <w:r>
+        <w:fldChar w:fldCharType="separate"/>
+      </w:r>
+      <w:r>
+        <w:rPr>
+          <w:noProof/>
+        </w:rPr>
+        <w:t>5</w:t>
+      </w:r>
+      <w:r>
+        <w:rPr>
+          <w:noProof/>
+        </w:rPr>
+        <w:fldChar w:fldCharType="end"/>
+      </w:r>
       <w:r>
         <w:t xml:space="preserve"> – Блок-диаграмма виртуального прибора</w:t>
       </w:r>
@@ -2298,12 +3035,19 @@
       <w:pPr>
         <w:spacing w:line="360" w:lineRule="auto"/>
         <w:ind w:firstLine="708"/>
+      </w:pPr>
+    </w:p>
+    <w:p>
+      <w:pPr>
+        <w:spacing w:line="360" w:lineRule="auto"/>
+        <w:ind w:firstLine="708"/>
         <w:rPr>
           <w:i/>
           <w:iCs/>
         </w:rPr>
       </w:pPr>
       <w:r>
+        <w:lastRenderedPageBreak/>
         <w:t xml:space="preserve">Данный виртуальный прибор высчитывает значение экспоненты в указанной степени </w:t>
       </w:r>
       <w:r>
@@ -2346,7 +3090,6 @@
       <w:r>
         <w:t xml:space="preserve">и подпрограмму </w:t>
       </w:r>
-      <w:proofErr w:type="spellStart"/>
       <w:r>
         <w:rPr>
           <w:i/>
@@ -2355,7 +3098,6 @@
         </w:rPr>
         <w:t>FirstTask</w:t>
       </w:r>
-      <w:proofErr w:type="spellEnd"/>
       <w:r>
         <w:rPr>
           <w:i/>
@@ -2388,8 +3130,8 @@
       <w:r>
         <w:rPr>
           <w:noProof/>
-        </w:rPr>
-        <w:lastRenderedPageBreak/>
+          <w:lang w:eastAsia="ru-RU"/>
+        </w:rPr>
         <w:drawing>
           <wp:inline distT="0" distB="0" distL="0" distR="0" wp14:anchorId="753E7815" wp14:editId="7891B36A">
             <wp:extent cx="2353003" cy="1457528"/>
@@ -2435,14 +3177,27 @@
       <w:r>
         <w:t xml:space="preserve">Рисунок </w:t>
       </w:r>
-      <w:fldSimple w:instr=" SEQ Рисунок \* ARABIC ">
-        <w:r>
-          <w:rPr>
-            <w:noProof/>
-          </w:rPr>
-          <w:t>6</w:t>
-        </w:r>
-      </w:fldSimple>
+      <w:r>
+        <w:fldChar w:fldCharType="begin"/>
+      </w:r>
+      <w:r>
+        <w:instrText xml:space="preserve"> SEQ Рисунок \* ARABIC </w:instrText>
+      </w:r>
+      <w:r>
+        <w:fldChar w:fldCharType="separate"/>
+      </w:r>
+      <w:r>
+        <w:rPr>
+          <w:noProof/>
+        </w:rPr>
+        <w:t>6</w:t>
+      </w:r>
+      <w:r>
+        <w:rPr>
+          <w:noProof/>
+        </w:rPr>
+        <w:fldChar w:fldCharType="end"/>
+      </w:r>
       <w:r>
         <w:t xml:space="preserve"> – </w:t>
       </w:r>
@@ -2453,16 +3208,7 @@
         <w:t>подпрограммы</w:t>
       </w:r>
       <w:r>
-        <w:t xml:space="preserve">, </w:t>
-      </w:r>
-    </w:p>
-    <w:p>
-      <w:pPr>
-        <w:pStyle w:val="a5"/>
-        <w:jc w:val="center"/>
-      </w:pPr>
-      <w:r>
-        <w:t>высчитывающе</w:t>
+        <w:t>, высчитывающе</w:t>
       </w:r>
       <w:r>
         <w:t>й</w:t>
@@ -2479,15 +3225,7 @@
         <w:t>n</w:t>
       </w:r>
       <w:r>
-        <w:t>-</w:t>
-      </w:r>
-      <w:proofErr w:type="spellStart"/>
-      <w:r>
-        <w:t>ый</w:t>
-      </w:r>
-      <w:proofErr w:type="spellEnd"/>
-      <w:r>
-        <w:t xml:space="preserve"> член </w:t>
+        <w:t xml:space="preserve">-ый член </w:t>
       </w:r>
       <w:r>
         <w:t>ряда</w:t>
@@ -2510,6 +3248,7 @@
       <w:r>
         <w:rPr>
           <w:noProof/>
+          <w:lang w:eastAsia="ru-RU"/>
         </w:rPr>
         <w:drawing>
           <wp:inline distT="0" distB="0" distL="0" distR="0" wp14:anchorId="3CAD4CB7" wp14:editId="28A15AB9">
@@ -2556,14 +3295,27 @@
       <w:r>
         <w:t xml:space="preserve">Рисунок </w:t>
       </w:r>
-      <w:fldSimple w:instr=" SEQ Рисунок \* ARABIC ">
-        <w:r>
-          <w:rPr>
-            <w:noProof/>
-          </w:rPr>
-          <w:t>7</w:t>
-        </w:r>
-      </w:fldSimple>
+      <w:r>
+        <w:fldChar w:fldCharType="begin"/>
+      </w:r>
+      <w:r>
+        <w:instrText xml:space="preserve"> SEQ Рисунок \* ARABIC </w:instrText>
+      </w:r>
+      <w:r>
+        <w:fldChar w:fldCharType="separate"/>
+      </w:r>
+      <w:r>
+        <w:rPr>
+          <w:noProof/>
+        </w:rPr>
+        <w:t>7</w:t>
+      </w:r>
+      <w:r>
+        <w:rPr>
+          <w:noProof/>
+        </w:rPr>
+        <w:fldChar w:fldCharType="end"/>
+      </w:r>
       <w:r>
         <w:t xml:space="preserve"> – Блок-диаграмма подпрограммы, </w:t>
       </w:r>
@@ -2585,15 +3337,7 @@
         <w:t>n</w:t>
       </w:r>
       <w:r>
-        <w:t>-</w:t>
-      </w:r>
-      <w:proofErr w:type="spellStart"/>
-      <w:r>
-        <w:t>ый</w:t>
-      </w:r>
-      <w:proofErr w:type="spellEnd"/>
-      <w:r>
-        <w:t xml:space="preserve"> член ряда</w:t>
+        <w:t>-ый член ряда</w:t>
       </w:r>
     </w:p>
     <w:p>
@@ -2601,6 +3345,12 @@
         <w:spacing w:line="360" w:lineRule="auto"/>
         <w:ind w:firstLine="708"/>
       </w:pPr>
+    </w:p>
+    <w:p>
+      <w:pPr>
+        <w:spacing w:line="360" w:lineRule="auto"/>
+        <w:ind w:firstLine="708"/>
+      </w:pPr>
       <w:r>
         <w:t xml:space="preserve">Данная подпрограмма возвращает значение </w:t>
       </w:r>
@@ -2652,6 +3402,7 @@
       <w:r>
         <w:rPr>
           <w:noProof/>
+          <w:lang w:eastAsia="ru-RU"/>
         </w:rPr>
         <w:drawing>
           <wp:inline distT="0" distB="0" distL="0" distR="0" wp14:anchorId="475FD5B6" wp14:editId="429689B9">
@@ -2698,14 +3449,27 @@
       <w:r>
         <w:t xml:space="preserve">Рисунок </w:t>
       </w:r>
-      <w:fldSimple w:instr=" SEQ Рисунок \* ARABIC ">
-        <w:r>
-          <w:rPr>
-            <w:noProof/>
-          </w:rPr>
-          <w:t>8</w:t>
-        </w:r>
-      </w:fldSimple>
+      <w:r>
+        <w:fldChar w:fldCharType="begin"/>
+      </w:r>
+      <w:r>
+        <w:instrText xml:space="preserve"> SEQ Рисунок \* ARABIC </w:instrText>
+      </w:r>
+      <w:r>
+        <w:fldChar w:fldCharType="separate"/>
+      </w:r>
+      <w:r>
+        <w:rPr>
+          <w:noProof/>
+        </w:rPr>
+        <w:t>8</w:t>
+      </w:r>
+      <w:r>
+        <w:rPr>
+          <w:noProof/>
+        </w:rPr>
+        <w:fldChar w:fldCharType="end"/>
+      </w:r>
       <w:r>
         <w:t xml:space="preserve"> – </w:t>
       </w:r>
@@ -2718,9 +3482,6 @@
         <w:spacing w:after="0" w:line="240" w:lineRule="auto"/>
         <w:jc w:val="left"/>
       </w:pPr>
-      <w:r>
-        <w:br w:type="page"/>
-      </w:r>
     </w:p>
     <w:p>
       <w:pPr>
@@ -2730,8 +3491,8 @@
       <w:r>
         <w:rPr>
           <w:noProof/>
-        </w:rPr>
-        <w:lastRenderedPageBreak/>
+          <w:lang w:eastAsia="ru-RU"/>
+        </w:rPr>
         <w:drawing>
           <wp:inline distT="0" distB="0" distL="0" distR="0" wp14:anchorId="2506C00D" wp14:editId="5F8A8321">
             <wp:extent cx="3794760" cy="1988123"/>
@@ -2777,14 +3538,27 @@
       <w:r>
         <w:t xml:space="preserve">Рисунок </w:t>
       </w:r>
-      <w:fldSimple w:instr=" SEQ Рисунок \* ARABIC ">
-        <w:r>
-          <w:rPr>
-            <w:noProof/>
-          </w:rPr>
-          <w:t>9</w:t>
-        </w:r>
-      </w:fldSimple>
+      <w:r>
+        <w:fldChar w:fldCharType="begin"/>
+      </w:r>
+      <w:r>
+        <w:instrText xml:space="preserve"> SEQ Рисунок \* ARABIC </w:instrText>
+      </w:r>
+      <w:r>
+        <w:fldChar w:fldCharType="separate"/>
+      </w:r>
+      <w:r>
+        <w:rPr>
+          <w:noProof/>
+        </w:rPr>
+        <w:t>9</w:t>
+      </w:r>
+      <w:r>
+        <w:rPr>
+          <w:noProof/>
+        </w:rPr>
+        <w:fldChar w:fldCharType="end"/>
+      </w:r>
       <w:r>
         <w:t xml:space="preserve"> – Блок-диаграмма подпрограммы </w:t>
       </w:r>
@@ -2830,16 +3604,42 @@
         <w:t xml:space="preserve">Данная подпрограмма </w:t>
       </w:r>
       <w:r>
-        <w:t>высчитывает и возвращает значение факториала заданного числа.</w:t>
-      </w:r>
-    </w:p>
-    <w:p>
-      <w:pPr>
-        <w:pStyle w:val="1"/>
+        <w:t>в</w:t>
+      </w:r>
+      <w:bookmarkStart w:id="9" w:name="_GoBack"/>
+      <w:bookmarkEnd w:id="9"/>
+      <w:r>
+        <w:t>ысчитывает и возвращает значение факториала заданного числа.</w:t>
+      </w:r>
+    </w:p>
+    <w:p>
+      <w:pPr>
+        <w:spacing w:line="360" w:lineRule="auto"/>
+      </w:pPr>
+    </w:p>
+    <w:p>
+      <w:pPr>
+        <w:spacing w:after="0" w:line="240" w:lineRule="auto"/>
+        <w:jc w:val="left"/>
+        <w:rPr>
+          <w:rFonts w:eastAsiaTheme="majorEastAsia" w:cstheme="majorBidi"/>
+          <w:b/>
+          <w:color w:val="000000" w:themeColor="text1"/>
+          <w:szCs w:val="32"/>
+        </w:rPr>
       </w:pPr>
       <w:bookmarkStart w:id="10" w:name="_Toc206593627"/>
       <w:bookmarkStart w:id="11" w:name="_Toc206593775"/>
       <w:r>
+        <w:br w:type="page"/>
+      </w:r>
+    </w:p>
+    <w:p>
+      <w:pPr>
+        <w:pStyle w:val="1"/>
+      </w:pPr>
+      <w:r>
+        <w:lastRenderedPageBreak/>
         <w:t>Примеры результатов работы виртуального прибора и проверка результатов</w:t>
       </w:r>
       <w:bookmarkEnd w:id="10"/>
@@ -2861,9 +3661,7 @@
       <w:pPr>
         <w:pStyle w:val="a3"/>
         <w:keepNext/>
-        <w:tabs>
-          <w:tab w:val="left" w:pos="1032"/>
-        </w:tabs>
+        <w:ind w:left="0"/>
         <w:jc w:val="center"/>
       </w:pPr>
       <w:r>
@@ -2871,6 +3669,7 @@
           <w:b/>
           <w:bCs/>
           <w:noProof/>
+          <w:lang w:eastAsia="ru-RU"/>
         </w:rPr>
         <w:drawing>
           <wp:inline distT="0" distB="0" distL="0" distR="0" wp14:anchorId="39167295" wp14:editId="2D3C59B2">
@@ -2917,14 +3716,27 @@
       <w:r>
         <w:t xml:space="preserve">Рисунок </w:t>
       </w:r>
-      <w:fldSimple w:instr=" SEQ Рисунок \* ARABIC ">
-        <w:r>
-          <w:rPr>
-            <w:noProof/>
-          </w:rPr>
-          <w:t>10</w:t>
-        </w:r>
-      </w:fldSimple>
+      <w:r>
+        <w:fldChar w:fldCharType="begin"/>
+      </w:r>
+      <w:r>
+        <w:instrText xml:space="preserve"> SEQ Рисунок \* ARABIC </w:instrText>
+      </w:r>
+      <w:r>
+        <w:fldChar w:fldCharType="separate"/>
+      </w:r>
+      <w:r>
+        <w:rPr>
+          <w:noProof/>
+        </w:rPr>
+        <w:t>10</w:t>
+      </w:r>
+      <w:r>
+        <w:rPr>
+          <w:noProof/>
+        </w:rPr>
+        <w:fldChar w:fldCharType="end"/>
+      </w:r>
       <w:r>
         <w:t xml:space="preserve"> – Результат работы виртуального прибора </w:t>
       </w:r>
@@ -2940,8 +3752,8 @@
       <w:r>
         <w:rPr>
           <w:noProof/>
-        </w:rPr>
-        <w:lastRenderedPageBreak/>
+          <w:lang w:eastAsia="ru-RU"/>
+        </w:rPr>
         <w:drawing>
           <wp:inline distT="0" distB="0" distL="0" distR="0" wp14:anchorId="2774D859" wp14:editId="0EE21960">
             <wp:extent cx="2270760" cy="1723265"/>
@@ -2987,14 +3799,27 @@
       <w:r>
         <w:t xml:space="preserve">Рисунок </w:t>
       </w:r>
-      <w:fldSimple w:instr=" SEQ Рисунок \* ARABIC ">
-        <w:r>
-          <w:rPr>
-            <w:noProof/>
-          </w:rPr>
-          <w:t>11</w:t>
-        </w:r>
-      </w:fldSimple>
+      <w:r>
+        <w:fldChar w:fldCharType="begin"/>
+      </w:r>
+      <w:r>
+        <w:instrText xml:space="preserve"> SEQ Рисунок \* ARABIC </w:instrText>
+      </w:r>
+      <w:r>
+        <w:fldChar w:fldCharType="separate"/>
+      </w:r>
+      <w:r>
+        <w:rPr>
+          <w:noProof/>
+        </w:rPr>
+        <w:t>11</w:t>
+      </w:r>
+      <w:r>
+        <w:rPr>
+          <w:noProof/>
+        </w:rPr>
+        <w:fldChar w:fldCharType="end"/>
+      </w:r>
       <w:r>
         <w:t xml:space="preserve"> – Результат работы </w:t>
       </w:r>
@@ -3040,7 +3865,9 @@
       <w:r>
         <w:rPr>
           <w:noProof/>
-        </w:rPr>
+          <w:lang w:eastAsia="ru-RU"/>
+        </w:rPr>
+        <w:lastRenderedPageBreak/>
         <w:drawing>
           <wp:inline distT="0" distB="0" distL="0" distR="0" wp14:anchorId="22366FD4" wp14:editId="78868DFD">
             <wp:extent cx="2263140" cy="1755088"/>
@@ -3086,27 +3913,30 @@
       <w:r>
         <w:t xml:space="preserve">Рисунок </w:t>
       </w:r>
-      <w:fldSimple w:instr=" SEQ Рисунок \* ARABIC ">
-        <w:r>
-          <w:rPr>
-            <w:noProof/>
-          </w:rPr>
-          <w:t>12</w:t>
-        </w:r>
-      </w:fldSimple>
-      <w:r>
-        <w:t xml:space="preserve"> – Результат вычисления с помощью </w:t>
-      </w:r>
-    </w:p>
-    <w:p>
-      <w:pPr>
-        <w:pStyle w:val="a5"/>
-        <w:jc w:val="center"/>
-      </w:pPr>
-      <w:r>
-        <w:t xml:space="preserve">программы </w:t>
-      </w:r>
-      <w:proofErr w:type="spellStart"/>
+      <w:r>
+        <w:fldChar w:fldCharType="begin"/>
+      </w:r>
+      <w:r>
+        <w:instrText xml:space="preserve"> SEQ Рисунок \* ARABIC </w:instrText>
+      </w:r>
+      <w:r>
+        <w:fldChar w:fldCharType="separate"/>
+      </w:r>
+      <w:r>
+        <w:rPr>
+          <w:noProof/>
+        </w:rPr>
+        <w:t>12</w:t>
+      </w:r>
+      <w:r>
+        <w:rPr>
+          <w:noProof/>
+        </w:rPr>
+        <w:fldChar w:fldCharType="end"/>
+      </w:r>
+      <w:r>
+        <w:t xml:space="preserve"> – Результат вычисления с помощью программы </w:t>
+      </w:r>
       <w:r>
         <w:rPr>
           <w:i/>
@@ -3115,7 +3945,6 @@
         </w:rPr>
         <w:t>Photomatch</w:t>
       </w:r>
-      <w:proofErr w:type="spellEnd"/>
       <w:r>
         <w:rPr>
           <w:i/>
@@ -3132,10 +3961,15 @@
       <w:r>
         <w:tab/>
       </w:r>
+    </w:p>
+    <w:p>
+      <w:pPr>
+        <w:spacing w:line="360" w:lineRule="auto"/>
+        <w:ind w:firstLine="708"/>
+      </w:pPr>
       <w:r>
         <w:t xml:space="preserve">Сравнив результаты работы реализованной нами программой и результатом работы программы </w:t>
       </w:r>
-      <w:proofErr w:type="spellStart"/>
       <w:r>
         <w:rPr>
           <w:i/>
@@ -3144,7 +3978,6 @@
         </w:rPr>
         <w:t>Photomatch</w:t>
       </w:r>
-      <w:proofErr w:type="spellEnd"/>
       <w:r>
         <w:t>, можно сделать вывод, что наша программа работает корректно, высчитывая результат с допустимо маленькой погрешностью.</w:t>
       </w:r>
@@ -3165,7 +3998,6 @@
       <w:pPr>
         <w:spacing w:line="360" w:lineRule="auto"/>
         <w:ind w:firstLine="567"/>
-        <w:jc w:val="left"/>
         <w:rPr>
           <w:i/>
         </w:rPr>
@@ -3267,7 +4099,7 @@
 </file>
 
 <file path=word/endnotes.xml><?xml version="1.0" encoding="utf-8"?>
-<w:endnotes xmlns:wpc="http://schemas.microsoft.com/office/word/2010/wordprocessingCanvas" xmlns:cx="http://schemas.microsoft.com/office/drawing/2014/chartex" xmlns:cx1="http://schemas.microsoft.com/office/drawing/2015/9/8/chartex" xmlns:cx2="http://schemas.microsoft.com/office/drawing/2015/10/21/chartex" xmlns:cx3="http://schemas.microsoft.com/office/drawing/2016/5/9/chartex" xmlns:cx4="http://schemas.microsoft.com/office/drawing/2016/5/10/chartex" xmlns:cx5="http://schemas.microsoft.com/office/drawing/2016/5/11/chartex" xmlns:cx6="http://schemas.microsoft.com/office/drawing/2016/5/12/chartex" xmlns:cx7="http://schemas.microsoft.com/office/drawing/2016/5/13/chartex" xmlns:cx8="http://schemas.microsoft.com/office/drawing/2016/5/14/chartex" xmlns:mc="http://schemas.openxmlformats.org/markup-compatibility/2006" xmlns:aink="http://schemas.microsoft.com/office/drawing/2016/ink" xmlns:am3d="http://schemas.microsoft.com/office/drawing/2017/model3d" xmlns:o="urn:schemas-microsoft-com:office:office" xmlns:r="http://schemas.openxmlformats.org/officeDocument/2006/relationships" xmlns:m="http://schemas.openxmlformats.org/officeDocument/2006/math" xmlns:v="urn:schemas-microsoft-com:vml" xmlns:wp14="http://schemas.microsoft.com/office/word/2010/wordprocessingDrawing" xmlns:wp="http://schemas.openxmlformats.org/drawingml/2006/wordprocessingDrawing" xmlns:w10="urn:schemas-microsoft-com:office:word" xmlns:w="http://schemas.openxmlformats.org/wordprocessingml/2006/main" xmlns:w14="http://schemas.microsoft.com/office/word/2010/wordml" xmlns:w15="http://schemas.microsoft.com/office/word/2012/wordml" xmlns:w16cex="http://schemas.microsoft.com/office/word/2018/wordml/cex" xmlns:w16cid="http://schemas.microsoft.com/office/word/2016/wordml/cid" xmlns:w16="http://schemas.microsoft.com/office/word/2018/wordml" xmlns:w16se="http://schemas.microsoft.com/office/word/2015/wordml/symex" xmlns:wpg="http://schemas.microsoft.com/office/word/2010/wordprocessingGroup" xmlns:wpi="http://schemas.microsoft.com/office/word/2010/wordprocessingInk" xmlns:wne="http://schemas.microsoft.com/office/word/2006/wordml" xmlns:wps="http://schemas.microsoft.com/office/word/2010/wordprocessingShape" mc:Ignorable="w14 w15 w16se w16cid w16 w16cex wp14">
+<w:endnotes xmlns:wpc="http://schemas.microsoft.com/office/word/2010/wordprocessingCanvas" xmlns:cx="http://schemas.microsoft.com/office/drawing/2014/chartex" xmlns:cx1="http://schemas.microsoft.com/office/drawing/2015/9/8/chartex" xmlns:mc="http://schemas.openxmlformats.org/markup-compatibility/2006" xmlns:o="urn:schemas-microsoft-com:office:office" xmlns:r="http://schemas.openxmlformats.org/officeDocument/2006/relationships" xmlns:m="http://schemas.openxmlformats.org/officeDocument/2006/math" xmlns:v="urn:schemas-microsoft-com:vml" xmlns:wp14="http://schemas.microsoft.com/office/word/2010/wordprocessingDrawing" xmlns:wp="http://schemas.openxmlformats.org/drawingml/2006/wordprocessingDrawing" xmlns:w10="urn:schemas-microsoft-com:office:word" xmlns:w="http://schemas.openxmlformats.org/wordprocessingml/2006/main" xmlns:w14="http://schemas.microsoft.com/office/word/2010/wordml" xmlns:w15="http://schemas.microsoft.com/office/word/2012/wordml" xmlns:w16se="http://schemas.microsoft.com/office/word/2015/wordml/symex" xmlns:wpg="http://schemas.microsoft.com/office/word/2010/wordprocessingGroup" xmlns:wpi="http://schemas.microsoft.com/office/word/2010/wordprocessingInk" xmlns:wne="http://schemas.microsoft.com/office/word/2006/wordml" xmlns:wps="http://schemas.microsoft.com/office/word/2010/wordprocessingShape" mc:Ignorable="w14 w15 w16se wp14">
   <w:endnote w:type="separator" w:id="-1">
     <w:p>
       <w:pPr>
@@ -3292,7 +4124,7 @@
 </file>
 
 <file path=word/footer1.xml><?xml version="1.0" encoding="utf-8"?>
-<w:ftr xmlns:wpc="http://schemas.microsoft.com/office/word/2010/wordprocessingCanvas" xmlns:cx="http://schemas.microsoft.com/office/drawing/2014/chartex" xmlns:cx1="http://schemas.microsoft.com/office/drawing/2015/9/8/chartex" xmlns:cx2="http://schemas.microsoft.com/office/drawing/2015/10/21/chartex" xmlns:cx3="http://schemas.microsoft.com/office/drawing/2016/5/9/chartex" xmlns:cx4="http://schemas.microsoft.com/office/drawing/2016/5/10/chartex" xmlns:cx5="http://schemas.microsoft.com/office/drawing/2016/5/11/chartex" xmlns:cx6="http://schemas.microsoft.com/office/drawing/2016/5/12/chartex" xmlns:cx7="http://schemas.microsoft.com/office/drawing/2016/5/13/chartex" xmlns:cx8="http://schemas.microsoft.com/office/drawing/2016/5/14/chartex" xmlns:mc="http://schemas.openxmlformats.org/markup-compatibility/2006" xmlns:aink="http://schemas.microsoft.com/office/drawing/2016/ink" xmlns:am3d="http://schemas.microsoft.com/office/drawing/2017/model3d" xmlns:o="urn:schemas-microsoft-com:office:office" xmlns:r="http://schemas.openxmlformats.org/officeDocument/2006/relationships" xmlns:m="http://schemas.openxmlformats.org/officeDocument/2006/math" xmlns:v="urn:schemas-microsoft-com:vml" xmlns:wp14="http://schemas.microsoft.com/office/word/2010/wordprocessingDrawing" xmlns:wp="http://schemas.openxmlformats.org/drawingml/2006/wordprocessingDrawing" xmlns:w10="urn:schemas-microsoft-com:office:word" xmlns:w="http://schemas.openxmlformats.org/wordprocessingml/2006/main" xmlns:w14="http://schemas.microsoft.com/office/word/2010/wordml" xmlns:w15="http://schemas.microsoft.com/office/word/2012/wordml" xmlns:w16cex="http://schemas.microsoft.com/office/word/2018/wordml/cex" xmlns:w16cid="http://schemas.microsoft.com/office/word/2016/wordml/cid" xmlns:w16="http://schemas.microsoft.com/office/word/2018/wordml" xmlns:w16se="http://schemas.microsoft.com/office/word/2015/wordml/symex" xmlns:wpg="http://schemas.microsoft.com/office/word/2010/wordprocessingGroup" xmlns:wpi="http://schemas.microsoft.com/office/word/2010/wordprocessingInk" xmlns:wne="http://schemas.microsoft.com/office/word/2006/wordml" xmlns:wps="http://schemas.microsoft.com/office/word/2010/wordprocessingShape" mc:Ignorable="w14 w15 w16se w16cid w16 w16cex wp14">
+<w:ftr xmlns:wpc="http://schemas.microsoft.com/office/word/2010/wordprocessingCanvas" xmlns:cx="http://schemas.microsoft.com/office/drawing/2014/chartex" xmlns:cx1="http://schemas.microsoft.com/office/drawing/2015/9/8/chartex" xmlns:mc="http://schemas.openxmlformats.org/markup-compatibility/2006" xmlns:o="urn:schemas-microsoft-com:office:office" xmlns:r="http://schemas.openxmlformats.org/officeDocument/2006/relationships" xmlns:m="http://schemas.openxmlformats.org/officeDocument/2006/math" xmlns:v="urn:schemas-microsoft-com:vml" xmlns:wp14="http://schemas.microsoft.com/office/word/2010/wordprocessingDrawing" xmlns:wp="http://schemas.openxmlformats.org/drawingml/2006/wordprocessingDrawing" xmlns:w10="urn:schemas-microsoft-com:office:word" xmlns:w="http://schemas.openxmlformats.org/wordprocessingml/2006/main" xmlns:w14="http://schemas.microsoft.com/office/word/2010/wordml" xmlns:w15="http://schemas.microsoft.com/office/word/2012/wordml" xmlns:w16se="http://schemas.microsoft.com/office/word/2015/wordml/symex" xmlns:wpg="http://schemas.microsoft.com/office/word/2010/wordprocessingGroup" xmlns:wpi="http://schemas.microsoft.com/office/word/2010/wordprocessingInk" xmlns:wne="http://schemas.microsoft.com/office/word/2006/wordml" xmlns:wps="http://schemas.microsoft.com/office/word/2010/wordprocessingShape" mc:Ignorable="w14 w15 w16se wp14">
   <w:sdt>
     <w:sdtPr>
       <w:id w:val="-1581911941"/>
@@ -3301,6 +4133,7 @@
         <w:docPartUnique/>
       </w:docPartObj>
     </w:sdtPr>
+    <w:sdtEndPr/>
     <w:sdtContent>
       <w:p>
         <w:pPr>
@@ -3317,7 +4150,10 @@
           <w:fldChar w:fldCharType="separate"/>
         </w:r>
         <w:r>
-          <w:t>2</w:t>
+          <w:rPr>
+            <w:noProof/>
+          </w:rPr>
+          <w:t>6</w:t>
         </w:r>
         <w:r>
           <w:fldChar w:fldCharType="end"/>
@@ -3334,7 +4170,7 @@
 </file>
 
 <file path=word/footnotes.xml><?xml version="1.0" encoding="utf-8"?>
-<w:footnotes xmlns:wpc="http://schemas.microsoft.com/office/word/2010/wordprocessingCanvas" xmlns:cx="http://schemas.microsoft.com/office/drawing/2014/chartex" xmlns:cx1="http://schemas.microsoft.com/office/drawing/2015/9/8/chartex" xmlns:cx2="http://schemas.microsoft.com/office/drawing/2015/10/21/chartex" xmlns:cx3="http://schemas.microsoft.com/office/drawing/2016/5/9/chartex" xmlns:cx4="http://schemas.microsoft.com/office/drawing/2016/5/10/chartex" xmlns:cx5="http://schemas.microsoft.com/office/drawing/2016/5/11/chartex" xmlns:cx6="http://schemas.microsoft.com/office/drawing/2016/5/12/chartex" xmlns:cx7="http://schemas.microsoft.com/office/drawing/2016/5/13/chartex" xmlns:cx8="http://schemas.microsoft.com/office/drawing/2016/5/14/chartex" xmlns:mc="http://schemas.openxmlformats.org/markup-compatibility/2006" xmlns:aink="http://schemas.microsoft.com/office/drawing/2016/ink" xmlns:am3d="http://schemas.microsoft.com/office/drawing/2017/model3d" xmlns:o="urn:schemas-microsoft-com:office:office" xmlns:r="http://schemas.openxmlformats.org/officeDocument/2006/relationships" xmlns:m="http://schemas.openxmlformats.org/officeDocument/2006/math" xmlns:v="urn:schemas-microsoft-com:vml" xmlns:wp14="http://schemas.microsoft.com/office/word/2010/wordprocessingDrawing" xmlns:wp="http://schemas.openxmlformats.org/drawingml/2006/wordprocessingDrawing" xmlns:w10="urn:schemas-microsoft-com:office:word" xmlns:w="http://schemas.openxmlformats.org/wordprocessingml/2006/main" xmlns:w14="http://schemas.microsoft.com/office/word/2010/wordml" xmlns:w15="http://schemas.microsoft.com/office/word/2012/wordml" xmlns:w16cex="http://schemas.microsoft.com/office/word/2018/wordml/cex" xmlns:w16cid="http://schemas.microsoft.com/office/word/2016/wordml/cid" xmlns:w16="http://schemas.microsoft.com/office/word/2018/wordml" xmlns:w16se="http://schemas.microsoft.com/office/word/2015/wordml/symex" xmlns:wpg="http://schemas.microsoft.com/office/word/2010/wordprocessingGroup" xmlns:wpi="http://schemas.microsoft.com/office/word/2010/wordprocessingInk" xmlns:wne="http://schemas.microsoft.com/office/word/2006/wordml" xmlns:wps="http://schemas.microsoft.com/office/word/2010/wordprocessingShape" mc:Ignorable="w14 w15 w16se w16cid w16 w16cex wp14">
+<w:footnotes xmlns:wpc="http://schemas.microsoft.com/office/word/2010/wordprocessingCanvas" xmlns:cx="http://schemas.microsoft.com/office/drawing/2014/chartex" xmlns:cx1="http://schemas.microsoft.com/office/drawing/2015/9/8/chartex" xmlns:mc="http://schemas.openxmlformats.org/markup-compatibility/2006" xmlns:o="urn:schemas-microsoft-com:office:office" xmlns:r="http://schemas.openxmlformats.org/officeDocument/2006/relationships" xmlns:m="http://schemas.openxmlformats.org/officeDocument/2006/math" xmlns:v="urn:schemas-microsoft-com:vml" xmlns:wp14="http://schemas.microsoft.com/office/word/2010/wordprocessingDrawing" xmlns:wp="http://schemas.openxmlformats.org/drawingml/2006/wordprocessingDrawing" xmlns:w10="urn:schemas-microsoft-com:office:word" xmlns:w="http://schemas.openxmlformats.org/wordprocessingml/2006/main" xmlns:w14="http://schemas.microsoft.com/office/word/2010/wordml" xmlns:w15="http://schemas.microsoft.com/office/word/2012/wordml" xmlns:w16se="http://schemas.microsoft.com/office/word/2015/wordml/symex" xmlns:wpg="http://schemas.microsoft.com/office/word/2010/wordprocessingGroup" xmlns:wpi="http://schemas.microsoft.com/office/word/2010/wordprocessingInk" xmlns:wne="http://schemas.microsoft.com/office/word/2006/wordml" xmlns:wps="http://schemas.microsoft.com/office/word/2010/wordprocessingShape" mc:Ignorable="w14 w15 w16se wp14">
   <w:footnote w:type="separator" w:id="-1">
     <w:p>
       <w:pPr>
@@ -3359,7 +4195,7 @@
 </file>
 
 <file path=word/header1.xml><?xml version="1.0" encoding="utf-8"?>
-<w:hdr xmlns:wpc="http://schemas.microsoft.com/office/word/2010/wordprocessingCanvas" xmlns:cx="http://schemas.microsoft.com/office/drawing/2014/chartex" xmlns:cx1="http://schemas.microsoft.com/office/drawing/2015/9/8/chartex" xmlns:cx2="http://schemas.microsoft.com/office/drawing/2015/10/21/chartex" xmlns:cx3="http://schemas.microsoft.com/office/drawing/2016/5/9/chartex" xmlns:cx4="http://schemas.microsoft.com/office/drawing/2016/5/10/chartex" xmlns:cx5="http://schemas.microsoft.com/office/drawing/2016/5/11/chartex" xmlns:cx6="http://schemas.microsoft.com/office/drawing/2016/5/12/chartex" xmlns:cx7="http://schemas.microsoft.com/office/drawing/2016/5/13/chartex" xmlns:cx8="http://schemas.microsoft.com/office/drawing/2016/5/14/chartex" xmlns:mc="http://schemas.openxmlformats.org/markup-compatibility/2006" xmlns:aink="http://schemas.microsoft.com/office/drawing/2016/ink" xmlns:am3d="http://schemas.microsoft.com/office/drawing/2017/model3d" xmlns:o="urn:schemas-microsoft-com:office:office" xmlns:r="http://schemas.openxmlformats.org/officeDocument/2006/relationships" xmlns:m="http://schemas.openxmlformats.org/officeDocument/2006/math" xmlns:v="urn:schemas-microsoft-com:vml" xmlns:wp14="http://schemas.microsoft.com/office/word/2010/wordprocessingDrawing" xmlns:wp="http://schemas.openxmlformats.org/drawingml/2006/wordprocessingDrawing" xmlns:w10="urn:schemas-microsoft-com:office:word" xmlns:w="http://schemas.openxmlformats.org/wordprocessingml/2006/main" xmlns:w14="http://schemas.microsoft.com/office/word/2010/wordml" xmlns:w15="http://schemas.microsoft.com/office/word/2012/wordml" xmlns:w16cex="http://schemas.microsoft.com/office/word/2018/wordml/cex" xmlns:w16cid="http://schemas.microsoft.com/office/word/2016/wordml/cid" xmlns:w16="http://schemas.microsoft.com/office/word/2018/wordml" xmlns:w16se="http://schemas.microsoft.com/office/word/2015/wordml/symex" xmlns:wpg="http://schemas.microsoft.com/office/word/2010/wordprocessingGroup" xmlns:wpi="http://schemas.microsoft.com/office/word/2010/wordprocessingInk" xmlns:wne="http://schemas.microsoft.com/office/word/2006/wordml" xmlns:wps="http://schemas.microsoft.com/office/word/2010/wordprocessingShape" mc:Ignorable="w14 w15 w16se w16cid w16 w16cex wp14">
+<w:hdr xmlns:wpc="http://schemas.microsoft.com/office/word/2010/wordprocessingCanvas" xmlns:cx="http://schemas.microsoft.com/office/drawing/2014/chartex" xmlns:cx1="http://schemas.microsoft.com/office/drawing/2015/9/8/chartex" xmlns:mc="http://schemas.openxmlformats.org/markup-compatibility/2006" xmlns:o="urn:schemas-microsoft-com:office:office" xmlns:r="http://schemas.openxmlformats.org/officeDocument/2006/relationships" xmlns:m="http://schemas.openxmlformats.org/officeDocument/2006/math" xmlns:v="urn:schemas-microsoft-com:vml" xmlns:wp14="http://schemas.microsoft.com/office/word/2010/wordprocessingDrawing" xmlns:wp="http://schemas.openxmlformats.org/drawingml/2006/wordprocessingDrawing" xmlns:w10="urn:schemas-microsoft-com:office:word" xmlns:w="http://schemas.openxmlformats.org/wordprocessingml/2006/main" xmlns:w14="http://schemas.microsoft.com/office/word/2010/wordml" xmlns:w15="http://schemas.microsoft.com/office/word/2012/wordml" xmlns:w16se="http://schemas.microsoft.com/office/word/2015/wordml/symex" xmlns:wpg="http://schemas.microsoft.com/office/word/2010/wordprocessingGroup" xmlns:wpi="http://schemas.microsoft.com/office/word/2010/wordprocessingInk" xmlns:wne="http://schemas.microsoft.com/office/word/2006/wordml" xmlns:wps="http://schemas.microsoft.com/office/word/2010/wordprocessingShape" mc:Ignorable="w14 w15 w16se wp14">
   <w:p>
     <w:pPr>
       <w:pStyle w:val="aa"/>
@@ -3374,7 +4210,7 @@
 </file>
 
 <file path=word/numbering.xml><?xml version="1.0" encoding="utf-8"?>
-<w:numbering xmlns:wpc="http://schemas.microsoft.com/office/word/2010/wordprocessingCanvas" xmlns:cx="http://schemas.microsoft.com/office/drawing/2014/chartex" xmlns:cx1="http://schemas.microsoft.com/office/drawing/2015/9/8/chartex" xmlns:cx2="http://schemas.microsoft.com/office/drawing/2015/10/21/chartex" xmlns:cx3="http://schemas.microsoft.com/office/drawing/2016/5/9/chartex" xmlns:cx4="http://schemas.microsoft.com/office/drawing/2016/5/10/chartex" xmlns:cx5="http://schemas.microsoft.com/office/drawing/2016/5/11/chartex" xmlns:cx6="http://schemas.microsoft.com/office/drawing/2016/5/12/chartex" xmlns:cx7="http://schemas.microsoft.com/office/drawing/2016/5/13/chartex" xmlns:cx8="http://schemas.microsoft.com/office/drawing/2016/5/14/chartex" xmlns:mc="http://schemas.openxmlformats.org/markup-compatibility/2006" xmlns:aink="http://schemas.microsoft.com/office/drawing/2016/ink" xmlns:am3d="http://schemas.microsoft.com/office/drawing/2017/model3d" xmlns:o="urn:schemas-microsoft-com:office:office" xmlns:r="http://schemas.openxmlformats.org/officeDocument/2006/relationships" xmlns:m="http://schemas.openxmlformats.org/officeDocument/2006/math" xmlns:v="urn:schemas-microsoft-com:vml" xmlns:wp14="http://schemas.microsoft.com/office/word/2010/wordprocessingDrawing" xmlns:wp="http://schemas.openxmlformats.org/drawingml/2006/wordprocessingDrawing" xmlns:w10="urn:schemas-microsoft-com:office:word" xmlns:w="http://schemas.openxmlformats.org/wordprocessingml/2006/main" xmlns:w14="http://schemas.microsoft.com/office/word/2010/wordml" xmlns:w15="http://schemas.microsoft.com/office/word/2012/wordml" xmlns:w16cex="http://schemas.microsoft.com/office/word/2018/wordml/cex" xmlns:w16cid="http://schemas.microsoft.com/office/word/2016/wordml/cid" xmlns:w16="http://schemas.microsoft.com/office/word/2018/wordml" xmlns:w16se="http://schemas.microsoft.com/office/word/2015/wordml/symex" xmlns:wpg="http://schemas.microsoft.com/office/word/2010/wordprocessingGroup" xmlns:wpi="http://schemas.microsoft.com/office/word/2010/wordprocessingInk" xmlns:wne="http://schemas.microsoft.com/office/word/2006/wordml" xmlns:wps="http://schemas.microsoft.com/office/word/2010/wordprocessingShape" mc:Ignorable="w14 w15 w16se w16cid w16 w16cex wp14">
+<w:numbering xmlns:wpc="http://schemas.microsoft.com/office/word/2010/wordprocessingCanvas" xmlns:cx="http://schemas.microsoft.com/office/drawing/2014/chartex" xmlns:cx1="http://schemas.microsoft.com/office/drawing/2015/9/8/chartex" xmlns:mc="http://schemas.openxmlformats.org/markup-compatibility/2006" xmlns:o="urn:schemas-microsoft-com:office:office" xmlns:r="http://schemas.openxmlformats.org/officeDocument/2006/relationships" xmlns:m="http://schemas.openxmlformats.org/officeDocument/2006/math" xmlns:v="urn:schemas-microsoft-com:vml" xmlns:wp14="http://schemas.microsoft.com/office/word/2010/wordprocessingDrawing" xmlns:wp="http://schemas.openxmlformats.org/drawingml/2006/wordprocessingDrawing" xmlns:w10="urn:schemas-microsoft-com:office:word" xmlns:w="http://schemas.openxmlformats.org/wordprocessingml/2006/main" xmlns:w14="http://schemas.microsoft.com/office/word/2010/wordml" xmlns:w15="http://schemas.microsoft.com/office/word/2012/wordml" xmlns:w16se="http://schemas.microsoft.com/office/word/2015/wordml/symex" xmlns:wpg="http://schemas.microsoft.com/office/word/2010/wordprocessingGroup" xmlns:wpi="http://schemas.microsoft.com/office/word/2010/wordprocessingInk" xmlns:wne="http://schemas.microsoft.com/office/word/2006/wordml" xmlns:wps="http://schemas.microsoft.com/office/word/2010/wordprocessingShape" mc:Ignorable="w14 w15 w16se wp14">
   <w:abstractNum w:abstractNumId="0" w15:restartNumberingAfterBreak="0">
     <w:nsid w:val="8BBD43E6"/>
     <w:multiLevelType w:val="singleLevel"/>
@@ -3672,7 +4508,7 @@
 </file>
 
 <file path=word/styles.xml><?xml version="1.0" encoding="utf-8"?>
-<w:styles xmlns:mc="http://schemas.openxmlformats.org/markup-compatibility/2006" xmlns:r="http://schemas.openxmlformats.org/officeDocument/2006/relationships" xmlns:w="http://schemas.openxmlformats.org/wordprocessingml/2006/main" xmlns:w14="http://schemas.microsoft.com/office/word/2010/wordml" xmlns:w15="http://schemas.microsoft.com/office/word/2012/wordml" xmlns:w16cex="http://schemas.microsoft.com/office/word/2018/wordml/cex" xmlns:w16cid="http://schemas.microsoft.com/office/word/2016/wordml/cid" xmlns:w16="http://schemas.microsoft.com/office/word/2018/wordml" xmlns:w16se="http://schemas.microsoft.com/office/word/2015/wordml/symex" mc:Ignorable="w14 w15 w16se w16cid w16 w16cex">
+<w:styles xmlns:mc="http://schemas.openxmlformats.org/markup-compatibility/2006" xmlns:r="http://schemas.openxmlformats.org/officeDocument/2006/relationships" xmlns:w="http://schemas.openxmlformats.org/wordprocessingml/2006/main" xmlns:w14="http://schemas.microsoft.com/office/word/2010/wordml" xmlns:w15="http://schemas.microsoft.com/office/word/2012/wordml" xmlns:w16se="http://schemas.microsoft.com/office/word/2015/wordml/symex" mc:Ignorable="w14 w15 w16se">
   <w:docDefaults>
     <w:rPrDefault>
       <w:rPr>
@@ -3682,7 +4518,7 @@
     </w:rPrDefault>
     <w:pPrDefault/>
   </w:docDefaults>
-  <w:latentStyles w:defLockedState="0" w:defUIPriority="0" w:defSemiHidden="0" w:defUnhideWhenUsed="0" w:defQFormat="0" w:count="376">
+  <w:latentStyles w:defLockedState="0" w:defUIPriority="0" w:defSemiHidden="0" w:defUnhideWhenUsed="0" w:defQFormat="0" w:count="371">
     <w:lsdException w:name="Normal" w:qFormat="1"/>
     <w:lsdException w:name="heading 1" w:uiPriority="9" w:qFormat="1"/>
     <w:lsdException w:name="heading 2" w:semiHidden="1" w:unhideWhenUsed="1"/>
@@ -3967,11 +4803,6 @@
     <w:lsdException w:name="List Table 5 Dark Accent 6" w:uiPriority="50"/>
     <w:lsdException w:name="List Table 6 Colorful Accent 6" w:uiPriority="51"/>
     <w:lsdException w:name="List Table 7 Colorful Accent 6" w:uiPriority="52"/>
-    <w:lsdException w:name="Mention" w:semiHidden="1" w:uiPriority="99" w:unhideWhenUsed="1"/>
-    <w:lsdException w:name="Smart Hyperlink" w:semiHidden="1" w:uiPriority="99" w:unhideWhenUsed="1"/>
-    <w:lsdException w:name="Hashtag" w:semiHidden="1" w:uiPriority="99" w:unhideWhenUsed="1"/>
-    <w:lsdException w:name="Unresolved Mention" w:semiHidden="1" w:uiPriority="99" w:unhideWhenUsed="1"/>
-    <w:lsdException w:name="Smart Link" w:semiHidden="1" w:uiPriority="99" w:unhideWhenUsed="1"/>
   </w:latentStyles>
   <w:style w:type="paragraph" w:default="1" w:styleId="a">
     <w:name w:val="Normal"/>
@@ -4490,7 +5321,7 @@
 </file>
 
 <file path=customXml/itemProps1.xml><?xml version="1.0" encoding="utf-8"?>
-<ds:datastoreItem xmlns:ds="http://schemas.openxmlformats.org/officeDocument/2006/customXml" ds:itemID="{F67372F8-9597-46C5-B98C-4D4CB441B89A}">
+<ds:datastoreItem xmlns:ds="http://schemas.openxmlformats.org/officeDocument/2006/customXml" ds:itemID="{3D6921DF-2F21-4EDB-BB12-6E290BA305E8}">
   <ds:schemaRefs>
     <ds:schemaRef ds:uri="http://schemas.openxmlformats.org/officeDocument/2006/bibliography"/>
   </ds:schemaRefs>
